--- a/Internship/paper/_journal_base.docx
+++ b/Internship/paper/_journal_base.docx
@@ -2886,7 +2886,7 @@
     </w:p>
     <w:bookmarkEnd w:id="16"/>
     <w:bookmarkEnd w:id="17"/>
-    <w:bookmarkStart w:id="20" w:name="sec:settings"/>
+    <w:bookmarkStart w:id="21" w:name="sec:settings"/>
     <w:p>
       <w:pPr>
         <w:pStyle w:val="Heading1"/>
@@ -3311,7 +3311,7 @@
       </w:r>
     </w:p>
     <w:bookmarkEnd w:id="18"/>
-    <w:bookmarkStart w:id="19" w:name="sec:dataset"/>
+    <w:bookmarkStart w:id="20" w:name="sec:dataset"/>
     <w:p>
       <w:pPr>
         <w:pStyle w:val="Heading2"/>
@@ -3497,12 +3497,12 @@
       <w:r>
         <w:t xml:space="preserve">feature, only the target label (Section </w:t>
       </w:r>
-      <w:hyperlink w:anchor="sec:targetconstruction">
+      <w:hyperlink w:anchor="sec:eda">
         <w:r>
           <w:rPr>
             <w:rStyle w:val="Hyperlink"/>
           </w:rPr>
-          <w:t xml:space="preserve">[sec:targetconstruction]</w:t>
+          <w:t xml:space="preserve">4.1</w:t>
         </w:r>
       </w:hyperlink>
       <w:r>
@@ -3574,9 +3574,231 @@
         <w:t xml:space="preserve">single strongest predictor in the whole feature matrix.</w:t>
       </w:r>
     </w:p>
+    <w:bookmarkStart w:id="19" w:name="tab:snapshots"/>
+    <w:p>
+      <w:pPr>
+        <w:pStyle w:val="TableCaption"/>
+      </w:pPr>
+      <w:r>
+        <w:t xml:space="preserve">Monthly Inside Airbnb snapshots used (New York City).</w:t>
+      </w:r>
+    </w:p>
+    <w:tbl>
+      <w:tblPr>
+        <w:tblStyle w:val="Table"/>
+        <w:tblW w:type="auto" w:w="0"/>
+        <w:tblLook w:firstRow="1" w:lastRow="0" w:firstColumn="0" w:lastColumn="0" w:noHBand="0" w:noVBand="0" w:val="0020"/>
+        <w:tblCaption w:val="Monthly Inside Airbnb snapshots used (New York City)."/>
+      </w:tblPr>
+      <w:tblGrid>
+        <w:gridCol w:w="3960"/>
+        <w:gridCol w:w="3960"/>
+      </w:tblGrid>
+      <w:tr>
+        <w:trPr>
+          <w:tblHeader w:val="on"/>
+        </w:trPr>
+        <w:tc>
+          <w:tcPr/>
+          <w:p>
+            <w:pPr>
+              <w:pStyle w:val="Compact"/>
+              <w:jc w:val="left"/>
+            </w:pPr>
+            <w:r>
+              <w:t xml:space="preserve">Snapshot</w:t>
+            </w:r>
+          </w:p>
+        </w:tc>
+        <w:tc>
+          <w:tcPr/>
+          <w:p>
+            <w:pPr>
+              <w:pStyle w:val="Compact"/>
+              <w:jc w:val="left"/>
+            </w:pPr>
+            <w:r>
+              <w:t xml:space="preserve">Notes</w:t>
+            </w:r>
+          </w:p>
+        </w:tc>
+      </w:tr>
+      <w:tr>
+        <w:tc>
+          <w:tcPr/>
+          <w:p>
+            <w:pPr>
+              <w:pStyle w:val="Compact"/>
+              <w:jc w:val="left"/>
+            </w:pPr>
+            <w:r>
+              <w:t xml:space="preserve">Jul–Nov 2025</w:t>
+            </w:r>
+          </w:p>
+        </w:tc>
+        <w:tc>
+          <w:tcPr/>
+          <w:p>
+            <w:pPr>
+              <w:pStyle w:val="Compact"/>
+              <w:jc w:val="left"/>
+            </w:pPr>
+            <w:r>
+              <w:t xml:space="preserve">Calendar forward span</w:t>
+            </w:r>
+            <w:r>
+              <w:t xml:space="preserve"> </w:t>
+            </w:r>
+            <m:oMath>
+              <m:r>
+                <m:rPr>
+                  <m:sty m:val="p"/>
+                </m:rPr>
+                <m:t>∼</m:t>
+              </m:r>
+            </m:oMath>
+            <w:r>
+              <w:t xml:space="preserve">365 days; listings price</w:t>
+            </w:r>
+            <w:r>
+              <w:t xml:space="preserve"> </w:t>
+            </w:r>
+            <m:oMath>
+              <m:r>
+                <m:rPr>
+                  <m:sty m:val="p"/>
+                </m:rPr>
+                <m:t>∼</m:t>
+              </m:r>
+            </m:oMath>
+            <w:r>
+              <w:t xml:space="preserve">58–59% populated; calendar price column present but 100% empty</w:t>
+            </w:r>
+          </w:p>
+        </w:tc>
+      </w:tr>
+      <w:tr>
+        <w:tc>
+          <w:tcPr/>
+          <w:p>
+            <w:pPr>
+              <w:pStyle w:val="Compact"/>
+              <w:jc w:val="left"/>
+            </w:pPr>
+            <w:r>
+              <w:t xml:space="preserve">Dec 2025–Feb 2026</w:t>
+            </w:r>
+          </w:p>
+        </w:tc>
+        <w:tc>
+          <w:tcPr/>
+          <w:p>
+            <w:pPr>
+              <w:pStyle w:val="Compact"/>
+              <w:jc w:val="left"/>
+            </w:pPr>
+            <w:r>
+              <w:t xml:space="preserve">Calendar forward span</w:t>
+            </w:r>
+            <w:r>
+              <w:t xml:space="preserve"> </w:t>
+            </w:r>
+            <m:oMath>
+              <m:r>
+                <m:rPr>
+                  <m:sty m:val="p"/>
+                </m:rPr>
+                <m:t>∼</m:t>
+              </m:r>
+            </m:oMath>
+            <w:r>
+              <w:t xml:space="preserve">365–371 days; listings price 100% empty; calendar price column present but 100% empty</w:t>
+            </w:r>
+          </w:p>
+        </w:tc>
+      </w:tr>
+      <w:tr>
+        <w:tc>
+          <w:tcPr/>
+          <w:p>
+            <w:pPr>
+              <w:pStyle w:val="Compact"/>
+              <w:jc w:val="left"/>
+            </w:pPr>
+            <w:r>
+              <w:t xml:space="preserve">Mar–Apr 2026</w:t>
+            </w:r>
+          </w:p>
+        </w:tc>
+        <w:tc>
+          <w:tcPr/>
+          <w:p>
+            <w:pPr>
+              <w:pStyle w:val="Compact"/>
+              <w:jc w:val="left"/>
+            </w:pPr>
+            <w:r>
+              <w:t xml:space="preserve">Calendar forward span</w:t>
+            </w:r>
+            <w:r>
+              <w:t xml:space="preserve"> </w:t>
+            </w:r>
+            <m:oMath>
+              <m:r>
+                <m:rPr>
+                  <m:sty m:val="p"/>
+                </m:rPr>
+                <m:t>∼</m:t>
+              </m:r>
+            </m:oMath>
+            <w:r>
+              <w:t xml:space="preserve">365–366 days; listings price resumes (</w:t>
+            </w:r>
+            <m:oMath>
+              <m:r>
+                <m:rPr>
+                  <m:sty m:val="p"/>
+                </m:rPr>
+                <m:t>∼</m:t>
+              </m:r>
+            </m:oMath>
+            <w:r>
+              <w:t xml:space="preserve">59–60% populated); calendar price column removed entirely</w:t>
+            </w:r>
+          </w:p>
+        </w:tc>
+      </w:tr>
+    </w:tbl>
     <w:bookmarkEnd w:id="19"/>
+    <w:p>
+      <w:pPr>
+        <w:pStyle w:val="BodyText"/>
+      </w:pPr>
+      <w:r>
+        <w:t xml:space="preserve">Ten consecutive monthly snapshots are available in total (July 2025 through</w:t>
+      </w:r>
+      <w:r>
+        <w:t xml:space="preserve"> </w:t>
+      </w:r>
+      <w:r>
+        <w:t xml:space="preserve">April 2026); the pipeline described here uses the first nine (feature window</w:t>
+      </w:r>
+      <w:r>
+        <w:t xml:space="preserve"> </w:t>
+      </w:r>
+      <w:r>
+        <w:t xml:space="preserve">Jul–Dec 2025, target window Oct 2025–Mar 2026), leaving April 2026 available</w:t>
+      </w:r>
+      <w:r>
+        <w:t xml:space="preserve"> </w:t>
+      </w:r>
+      <w:r>
+        <w:t xml:space="preserve">on disk for a future deeper-history setup.</w:t>
+      </w:r>
+    </w:p>
     <w:bookmarkEnd w:id="20"/>
-    <w:bookmarkStart w:id="51" w:name="sec:method"/>
+    <w:bookmarkEnd w:id="21"/>
+    <w:bookmarkStart w:id="52" w:name="sec:method"/>
     <w:p>
       <w:pPr>
         <w:pStyle w:val="Heading1"/>
@@ -3617,7 +3839,7 @@
         <w:t xml:space="preserve">an explicit optimization problem rather than only described in prose.</w:t>
       </w:r>
     </w:p>
-    <w:bookmarkStart w:id="28" w:name="sec:eda"/>
+    <w:bookmarkStart w:id="29" w:name="sec:eda"/>
     <w:p>
       <w:pPr>
         <w:pStyle w:val="Heading2"/>
@@ -3687,8 +3909,8 @@
       <w:r>
         <w:t xml:space="preserve">Q1-2026 snapshots</w:t>
       </w:r>
-      <w:bookmarkStart w:id="21" w:name="sec:targetconstruction"/>
-      <w:bookmarkEnd w:id="21"/>
+      <w:bookmarkStart w:id="22" w:name="sec:targetconstruction"/>
+      <w:bookmarkEnd w:id="22"/>
       <w:r>
         <w:t xml:space="preserve"> </w:t>
       </w:r>
@@ -3729,7 +3951,7 @@
           <w:rPr>
             <w:rStyle w:val="Hyperlink"/>
           </w:rPr>
-          <w:t xml:space="preserve">1</w:t>
+          <w:t xml:space="preserve">2</w:t>
         </w:r>
       </w:hyperlink>
       <w:r>
@@ -3975,7 +4197,7 @@
         <w:t xml:space="preserve">calendar-derived behaviour dominates static metadata as a predictor.</w:t>
       </w:r>
     </w:p>
-    <w:bookmarkStart w:id="25" w:name="fig:target"/>
+    <w:bookmarkStart w:id="26" w:name="fig:target"/>
     <w:p>
       <w:pPr>
         <w:pStyle w:val="CaptionedFigure"/>
@@ -3985,18 +4207,18 @@
           <wp:inline>
             <wp:extent cx="5334000" cy="2967843"/>
             <wp:effectExtent b="0" l="0" r="0" t="0"/>
-            <wp:docPr descr="" title="" id="23" name="Picture"/>
+            <wp:docPr descr="" title="" id="24" name="Picture"/>
             <a:graphic>
               <a:graphicData uri="http://schemas.openxmlformats.org/drawingml/2006/picture">
                 <pic:pic>
                   <pic:nvPicPr>
-                    <pic:cNvPr descr="fig1_target_dist.png" id="24" name="Picture"/>
+                    <pic:cNvPr descr="fig1_target_dist.png" id="25" name="Picture"/>
                     <pic:cNvPicPr>
                       <a:picLocks noChangeArrowheads="1" noChangeAspect="1"/>
                     </pic:cNvPicPr>
                   </pic:nvPicPr>
                   <pic:blipFill>
-                    <a:blip r:embed="rId22"/>
+                    <a:blip r:embed="rId23"/>
                     <a:stretch>
                       <a:fillRect/>
                     </a:stretch>
@@ -4075,7 +4297,7 @@
         <w:t xml:space="preserve">.</w:t>
       </w:r>
     </w:p>
-    <w:bookmarkEnd w:id="25"/>
+    <w:bookmarkEnd w:id="26"/>
     <w:p>
       <w:pPr>
         <w:pStyle w:val="BodyText"/>
@@ -4088,7 +4310,7 @@
           <w:rPr>
             <w:rStyle w:val="Hyperlink"/>
           </w:rPr>
-          <w:t xml:space="preserve">1</w:t>
+          <w:t xml:space="preserve">2</w:t>
         </w:r>
       </w:hyperlink>
       <w:r>
@@ -4107,13 +4329,19 @@
         <w:t xml:space="preserve">,</w:t>
       </w:r>
       <w:r>
-        <w:t xml:space="preserve">261-listing universe. The mean (16.1) sits far above the median (1),</w:t>
-      </w:r>
-      <w:r>
-        <w:t xml:space="preserve"> </w:t>
-      </w:r>
-      <w:r>
-        <w:t xml:space="preserve">the distribution is strongly right-skewed (skewness</w:t>
+        <w:t xml:space="preserve">261-listing universe, alongside the naive single-snapshot count for</w:t>
+      </w:r>
+      <w:r>
+        <w:t xml:space="preserve"> </w:t>
+      </w:r>
+      <w:r>
+        <w:t xml:space="preserve">comparison. The clean target’s mean (16.1) sits far above its median (1), the</w:t>
+      </w:r>
+      <w:r>
+        <w:t xml:space="preserve"> </w:t>
+      </w:r>
+      <w:r>
+        <w:t xml:space="preserve">distribution is strongly right-skewed (skewness</w:t>
       </w:r>
       <w:r>
         <w:t xml:space="preserve"> </w:t>
@@ -4136,13 +4364,36 @@
         <w:t xml:space="preserve"> </w:t>
       </w:r>
       <w:r>
-        <w:t xml:space="preserve">while only 1.7% reach the upper bound. This single statistic is what makes the</w:t>
-      </w:r>
-      <w:r>
-        <w:t xml:space="preserve"> </w:t>
-      </w:r>
-      <w:r>
-        <w:t xml:space="preserve">task a</w:t>
+        <w:t xml:space="preserve">while only 1.7% reach the upper bound; the naive count, by contrast, is</w:t>
+      </w:r>
+      <w:r>
+        <w:t xml:space="preserve"> </w:t>
+      </w:r>
+      <w:r>
+        <w:t xml:space="preserve">left-skewed (skewness</w:t>
+      </w:r>
+      <w:r>
+        <w:t xml:space="preserve"> </w:t>
+      </w:r>
+      <m:oMath>
+        <m:r>
+          <m:t>0.07</m:t>
+        </m:r>
+      </m:oMath>
+      <w:r>
+        <w:t xml:space="preserve">) with a median of 31 and only 32.5% zeros, the</w:t>
+      </w:r>
+      <w:r>
+        <w:t xml:space="preserve"> </w:t>
+      </w:r>
+      <w:r>
+        <w:t xml:space="preserve">signature of host-blocking noise rather than demand. This single statistic is</w:t>
+      </w:r>
+      <w:r>
+        <w:t xml:space="preserve"> </w:t>
+      </w:r>
+      <w:r>
+        <w:t xml:space="preserve">what makes the clean target a</w:t>
       </w:r>
       <w:r>
         <w:t xml:space="preserve"> </w:t>
@@ -4158,19 +4409,19 @@
         <w:t xml:space="preserve"> </w:t>
       </w:r>
       <w:r>
-        <w:t xml:space="preserve">regression problem rather than an ordinary</w:t>
-      </w:r>
-      <w:r>
-        <w:t xml:space="preserve"> </w:t>
-      </w:r>
-      <w:r>
-        <w:t xml:space="preserve">one, and it is the structural reason a least-squares estimator is biased at the</w:t>
-      </w:r>
-      <w:r>
-        <w:t xml:space="preserve"> </w:t>
-      </w:r>
-      <w:r>
-        <w:t xml:space="preserve">extremes (Sections </w:t>
+        <w:t xml:space="preserve">regression problem</w:t>
+      </w:r>
+      <w:r>
+        <w:t xml:space="preserve"> </w:t>
+      </w:r>
+      <w:r>
+        <w:t xml:space="preserve">rather than an ordinary one, and it is the structural reason a least-squares</w:t>
+      </w:r>
+      <w:r>
+        <w:t xml:space="preserve"> </w:t>
+      </w:r>
+      <w:r>
+        <w:t xml:space="preserve">estimator is biased at the extremes (Sections </w:t>
       </w:r>
       <w:hyperlink w:anchor="sec:linearcritique">
         <w:r>
@@ -4195,33 +4446,33 @@
         </w:r>
       </w:hyperlink>
       <w:r>
-        <w:t xml:space="preserve">).</w:t>
-      </w:r>
-      <w:r>
-        <w:t xml:space="preserve"> </w:t>
-      </w:r>
-      <w:r>
-        <w:t xml:space="preserve">Table </w:t>
+        <w:t xml:space="preserve">). Table </w:t>
       </w:r>
       <w:hyperlink w:anchor="tab:missing">
         <w:r>
           <w:rPr>
             <w:rStyle w:val="Hyperlink"/>
           </w:rPr>
-          <w:t xml:space="preserve">2</w:t>
+          <w:t xml:space="preserve">3</w:t>
         </w:r>
       </w:hyperlink>
       <w:r>
         <w:t xml:space="preserve"> </w:t>
       </w:r>
       <w:r>
-        <w:t xml:space="preserve">lists the static columns with the highest missing</w:t>
-      </w:r>
-      <w:r>
-        <w:t xml:space="preserve"> </w:t>
-      </w:r>
-      <w:r>
-        <w:t xml:space="preserve">rates; because these are far from missing-at-random (a missing</w:t>
+        <w:t xml:space="preserve">lists the static columns with</w:t>
+      </w:r>
+      <w:r>
+        <w:t xml:space="preserve"> </w:t>
+      </w:r>
+      <w:r>
+        <w:t xml:space="preserve">the highest missing rates; because these are far from missing-at-random (a</w:t>
+      </w:r>
+      <w:r>
+        <w:t xml:space="preserve"> </w:t>
+      </w:r>
+      <w:r>
+        <w:t xml:space="preserve">missing</w:t>
       </w:r>
       <w:r>
         <w:t xml:space="preserve"> </w:t>
@@ -4236,16 +4487,22 @@
         <w:t xml:space="preserve"> </w:t>
       </w:r>
       <w:r>
-        <w:t xml:space="preserve">typically marks an inactive host), missingness is</w:t>
-      </w:r>
-      <w:r>
-        <w:t xml:space="preserve"> </w:t>
-      </w:r>
-      <w:r>
-        <w:t xml:space="preserve">encoded explicitly with indicator columns rather than discarding it.</w:t>
+        <w:t xml:space="preserve">typically marks an inactive host),</w:t>
+      </w:r>
+      <w:r>
+        <w:t xml:space="preserve"> </w:t>
+      </w:r>
+      <w:r>
+        <w:t xml:space="preserve">missingness is encoded explicitly with indicator columns rather than</w:t>
+      </w:r>
+      <w:r>
+        <w:t xml:space="preserve"> </w:t>
+      </w:r>
+      <w:r>
+        <w:t xml:space="preserve">discarding it.</w:t>
       </w:r>
     </w:p>
-    <w:bookmarkStart w:id="26" w:name="tab:targetstats"/>
+    <w:bookmarkStart w:id="27" w:name="tab:targetstats"/>
     <w:p>
       <w:pPr>
         <w:pStyle w:val="TableCaption"/>
@@ -4277,13 +4534,19 @@
         </m:r>
       </m:oMath>
       <w:r>
-        <w:t xml:space="preserve">), clean</w:t>
-      </w:r>
-      <w:r>
-        <w:t xml:space="preserve"> </w:t>
-      </w:r>
-      <w:r>
-        <w:t xml:space="preserve">multi-snapshot rule.</w:t>
+        <w:t xml:space="preserve">): naive</w:t>
+      </w:r>
+      <w:r>
+        <w:t xml:space="preserve"> </w:t>
+      </w:r>
+      <w:r>
+        <w:t xml:space="preserve">single-snapshot count vs. the clean multi-snapshot rule used throughout this</w:t>
+      </w:r>
+      <w:r>
+        <w:t xml:space="preserve"> </w:t>
+      </w:r>
+      <w:r>
+        <w:t xml:space="preserve">paper (same listings, same target quarter).</w:t>
       </w:r>
     </w:p>
     <w:tbl>
@@ -4291,11 +4554,12 @@
         <w:tblStyle w:val="Table"/>
         <w:tblW w:type="auto" w:w="0"/>
         <w:tblLook w:firstRow="1" w:lastRow="0" w:firstColumn="0" w:lastColumn="0" w:noHBand="0" w:noVBand="0" w:val="0020"/>
-        <w:tblCaption w:val="Target statistics on the full listing universe (n=36{,}261), clean multi-snapshot rule."/>
+        <w:tblCaption w:val="Target statistics on the full listing universe (n=36{,}261): naive single-snapshot count vs. the clean multi-snapshot rule used throughout this paper (same listings, same target quarter)."/>
       </w:tblPr>
       <w:tblGrid>
-        <w:gridCol w:w="3960"/>
-        <w:gridCol w:w="3960"/>
+        <w:gridCol w:w="2640"/>
+        <w:gridCol w:w="2640"/>
+        <w:gridCol w:w="2640"/>
       </w:tblGrid>
       <w:tr>
         <w:trPr>
@@ -4321,7 +4585,19 @@
               <w:jc w:val="center"/>
             </w:pPr>
             <w:r>
-              <w:t xml:space="preserve">Value</w:t>
+              <w:t xml:space="preserve">Naive</w:t>
+            </w:r>
+          </w:p>
+        </w:tc>
+        <w:tc>
+          <w:tcPr/>
+          <w:p>
+            <w:pPr>
+              <w:pStyle w:val="Compact"/>
+              <w:jc w:val="center"/>
+            </w:pPr>
+            <w:r>
+              <w:t xml:space="preserve">Clean</w:t>
             </w:r>
           </w:p>
         </w:tc>
@@ -4347,6 +4623,18 @@
               <w:jc w:val="center"/>
             </w:pPr>
             <w:r>
+              <w:t xml:space="preserve">44.2</w:t>
+            </w:r>
+          </w:p>
+        </w:tc>
+        <w:tc>
+          <w:tcPr/>
+          <w:p>
+            <w:pPr>
+              <w:pStyle w:val="Compact"/>
+              <w:jc w:val="center"/>
+            </w:pPr>
+            <w:r>
               <w:t xml:space="preserve">16.1</w:t>
             </w:r>
           </w:p>
@@ -4373,6 +4661,18 @@
               <w:jc w:val="center"/>
             </w:pPr>
             <w:r>
+              <w:t xml:space="preserve">31</w:t>
+            </w:r>
+          </w:p>
+        </w:tc>
+        <w:tc>
+          <w:tcPr/>
+          <w:p>
+            <w:pPr>
+              <w:pStyle w:val="Compact"/>
+              <w:jc w:val="center"/>
+            </w:pPr>
+            <w:r>
               <w:t xml:space="preserve">1</w:t>
             </w:r>
           </w:p>
@@ -4399,6 +4699,18 @@
               <w:jc w:val="center"/>
             </w:pPr>
             <w:r>
+              <w:t xml:space="preserve">41.1</w:t>
+            </w:r>
+          </w:p>
+        </w:tc>
+        <w:tc>
+          <w:tcPr/>
+          <w:p>
+            <w:pPr>
+              <w:pStyle w:val="Compact"/>
+              <w:jc w:val="center"/>
+            </w:pPr>
+            <w:r>
               <w:t xml:space="preserve">25.1</w:t>
             </w:r>
           </w:p>
@@ -4414,6 +4726,18 @@
             </w:pPr>
             <w:r>
               <w:t xml:space="preserve">Skewness</w:t>
+            </w:r>
+          </w:p>
+        </w:tc>
+        <w:tc>
+          <w:tcPr/>
+          <w:p>
+            <w:pPr>
+              <w:pStyle w:val="Compact"/>
+              <w:jc w:val="center"/>
+            </w:pPr>
+            <w:r>
+              <w:t xml:space="preserve">0.07</w:t>
             </w:r>
           </w:p>
         </w:tc>
@@ -4468,6 +4792,18 @@
               <w:jc w:val="center"/>
             </w:pPr>
             <w:r>
+              <w:t xml:space="preserve">32.5%</w:t>
+            </w:r>
+          </w:p>
+        </w:tc>
+        <w:tc>
+          <w:tcPr/>
+          <w:p>
+            <w:pPr>
+              <w:pStyle w:val="Compact"/>
+              <w:jc w:val="center"/>
+            </w:pPr>
+            <w:r>
               <w:t xml:space="preserve">49.6%</w:t>
             </w:r>
           </w:p>
@@ -4511,14 +4847,26 @@
               <w:jc w:val="center"/>
             </w:pPr>
             <w:r>
+              <w:t xml:space="preserve">39.2%</w:t>
+            </w:r>
+          </w:p>
+        </w:tc>
+        <w:tc>
+          <w:tcPr/>
+          <w:p>
+            <w:pPr>
+              <w:pStyle w:val="Compact"/>
+              <w:jc w:val="center"/>
+            </w:pPr>
+            <w:r>
               <w:t xml:space="preserve">1.7%</w:t>
             </w:r>
           </w:p>
         </w:tc>
       </w:tr>
     </w:tbl>
-    <w:bookmarkEnd w:id="26"/>
-    <w:bookmarkStart w:id="27" w:name="tab:missing"/>
+    <w:bookmarkEnd w:id="27"/>
+    <w:bookmarkStart w:id="28" w:name="tab:missing"/>
     <w:p>
       <w:pPr>
         <w:pStyle w:val="TableCaption"/>
@@ -4614,6 +4962,64 @@
               <w:rPr>
                 <w:rStyle w:val="VerbatimChar"/>
               </w:rPr>
+              <w:t xml:space="preserve">neighborhood_overview</w:t>
+            </w:r>
+          </w:p>
+        </w:tc>
+        <w:tc>
+          <w:tcPr/>
+          <w:p>
+            <w:pPr>
+              <w:pStyle w:val="Compact"/>
+              <w:jc w:val="center"/>
+            </w:pPr>
+            <w:r>
+              <w:t xml:space="preserve">50.0%</w:t>
+            </w:r>
+          </w:p>
+        </w:tc>
+      </w:tr>
+      <w:tr>
+        <w:tc>
+          <w:tcPr/>
+          <w:p>
+            <w:pPr>
+              <w:pStyle w:val="Compact"/>
+              <w:jc w:val="left"/>
+            </w:pPr>
+            <w:r>
+              <w:rPr>
+                <w:rStyle w:val="VerbatimChar"/>
+              </w:rPr>
+              <w:t xml:space="preserve">host_about</w:t>
+            </w:r>
+          </w:p>
+        </w:tc>
+        <w:tc>
+          <w:tcPr/>
+          <w:p>
+            <w:pPr>
+              <w:pStyle w:val="Compact"/>
+              <w:jc w:val="center"/>
+            </w:pPr>
+            <w:r>
+              <w:t xml:space="preserve">42.7%</w:t>
+            </w:r>
+          </w:p>
+        </w:tc>
+      </w:tr>
+      <w:tr>
+        <w:tc>
+          <w:tcPr/>
+          <w:p>
+            <w:pPr>
+              <w:pStyle w:val="Compact"/>
+              <w:jc w:val="left"/>
+            </w:pPr>
+            <w:r>
+              <w:rPr>
+                <w:rStyle w:val="VerbatimChar"/>
+              </w:rPr>
               <w:t xml:space="preserve">host_response_rate/time</w:t>
             </w:r>
           </w:p>
@@ -4701,6 +5107,35 @@
               <w:rPr>
                 <w:rStyle w:val="VerbatimChar"/>
               </w:rPr>
+              <w:t xml:space="preserve">host_acceptance_rate</w:t>
+            </w:r>
+          </w:p>
+        </w:tc>
+        <w:tc>
+          <w:tcPr/>
+          <w:p>
+            <w:pPr>
+              <w:pStyle w:val="Compact"/>
+              <w:jc w:val="center"/>
+            </w:pPr>
+            <w:r>
+              <w:t xml:space="preserve">40.7%</w:t>
+            </w:r>
+          </w:p>
+        </w:tc>
+      </w:tr>
+      <w:tr>
+        <w:tc>
+          <w:tcPr/>
+          <w:p>
+            <w:pPr>
+              <w:pStyle w:val="Compact"/>
+              <w:jc w:val="left"/>
+            </w:pPr>
+            <w:r>
+              <w:rPr>
+                <w:rStyle w:val="VerbatimChar"/>
+              </w:rPr>
               <w:t xml:space="preserve">review_scores_*</w:t>
             </w:r>
           </w:p>
@@ -4714,14 +5149,43 @@
             </w:pPr>
             <w:r>
               <w:t xml:space="preserve">31.3%</w:t>
+            </w:r>
+          </w:p>
+        </w:tc>
+      </w:tr>
+      <w:tr>
+        <w:tc>
+          <w:tcPr/>
+          <w:p>
+            <w:pPr>
+              <w:pStyle w:val="Compact"/>
+              <w:jc w:val="left"/>
+            </w:pPr>
+            <w:r>
+              <w:rPr>
+                <w:rStyle w:val="VerbatimChar"/>
+              </w:rPr>
+              <w:t xml:space="preserve">host_location</w:t>
+            </w:r>
+          </w:p>
+        </w:tc>
+        <w:tc>
+          <w:tcPr/>
+          <w:p>
+            <w:pPr>
+              <w:pStyle w:val="Compact"/>
+              <w:jc w:val="center"/>
+            </w:pPr>
+            <w:r>
+              <w:t xml:space="preserve">21.7%</w:t>
             </w:r>
           </w:p>
         </w:tc>
       </w:tr>
     </w:tbl>
-    <w:bookmarkEnd w:id="27"/>
     <w:bookmarkEnd w:id="28"/>
-    <w:bookmarkStart w:id="34" w:name="sec:featuregroups"/>
+    <w:bookmarkEnd w:id="29"/>
+    <w:bookmarkStart w:id="35" w:name="sec:featuregroups"/>
     <w:p>
       <w:pPr>
         <w:pStyle w:val="Heading2"/>
@@ -5284,7 +5748,7 @@
           <w:rPr>
             <w:rStyle w:val="Hyperlink"/>
           </w:rPr>
-          <w:t xml:space="preserve">3</w:t>
+          <w:t xml:space="preserve">4</w:t>
         </w:r>
       </w:hyperlink>
       <w:r>
@@ -5329,7 +5793,7 @@
         <w:t xml:space="preserve">recency features outweigh the much larger static-metadata block.</w:t>
       </w:r>
     </w:p>
-    <w:bookmarkStart w:id="29" w:name="tab:featgroups"/>
+    <w:bookmarkStart w:id="30" w:name="tab:featgroups"/>
     <w:p>
       <w:pPr>
         <w:pStyle w:val="TableCaption"/>
@@ -6219,8 +6683,8 @@
         </w:tc>
       </w:tr>
     </w:tbl>
-    <w:bookmarkEnd w:id="29"/>
-    <w:bookmarkStart w:id="33" w:name="fig:corr"/>
+    <w:bookmarkEnd w:id="30"/>
+    <w:bookmarkStart w:id="34" w:name="fig:corr"/>
     <w:p>
       <w:pPr>
         <w:pStyle w:val="CaptionedFigure"/>
@@ -6230,18 +6694,18 @@
           <wp:inline>
             <wp:extent cx="5334000" cy="3336013"/>
             <wp:effectExtent b="0" l="0" r="0" t="0"/>
-            <wp:docPr descr="" title="" id="31" name="Picture"/>
+            <wp:docPr descr="" title="" id="32" name="Picture"/>
             <a:graphic>
               <a:graphicData uri="http://schemas.openxmlformats.org/drawingml/2006/picture">
                 <pic:pic>
                   <pic:nvPicPr>
-                    <pic:cNvPr descr="fig2_top_corr.png" id="32" name="Picture"/>
+                    <pic:cNvPr descr="fig2_top_corr.png" id="33" name="Picture"/>
                     <pic:cNvPicPr>
                       <a:picLocks noChangeArrowheads="1" noChangeAspect="1"/>
                     </pic:cNvPicPr>
                   </pic:nvPicPr>
                   <pic:blipFill>
-                    <a:blip r:embed="rId30"/>
+                    <a:blip r:embed="rId31"/>
                     <a:stretch>
                       <a:fillRect/>
                     </a:stretch>
@@ -6303,9 +6767,9 @@
         <w:t xml:space="preserve">) and recency/price signals dominate over static metadata.</w:t>
       </w:r>
     </w:p>
-    <w:bookmarkEnd w:id="33"/>
     <w:bookmarkEnd w:id="34"/>
-    <w:bookmarkStart w:id="37" w:name="sec:preproc"/>
+    <w:bookmarkEnd w:id="35"/>
+    <w:bookmarkStart w:id="38" w:name="sec:preproc"/>
     <w:p>
       <w:pPr>
         <w:pStyle w:val="Heading2"/>
@@ -6432,7 +6896,7 @@
         <w:t xml:space="preserve">binary ones.</w:t>
       </w:r>
     </w:p>
-    <w:bookmarkStart w:id="35" w:name="target-encoding-formula"/>
+    <w:bookmarkStart w:id="36" w:name="target-encoding-formula"/>
     <w:p>
       <w:pPr>
         <w:pStyle w:val="Heading4"/>
@@ -7011,8 +7475,8 @@
         <w:t xml:space="preserve">.</w:t>
       </w:r>
     </w:p>
-    <w:bookmarkEnd w:id="35"/>
-    <w:bookmarkStart w:id="36" w:name="leakage-free-k-fold-scheme"/>
+    <w:bookmarkEnd w:id="36"/>
+    <w:bookmarkStart w:id="37" w:name="leakage-free-k-fold-scheme"/>
     <w:p>
       <w:pPr>
         <w:pStyle w:val="Heading4"/>
@@ -7401,24 +7865,7 @@
         <w:t xml:space="preserve"> </w:t>
       </w:r>
       <w:r>
-        <w:t xml:space="preserve">is</w:t>
-      </w:r>
-      <w:r>
-        <w:t xml:space="preserve"> </w:t>
-      </w:r>
-      <w:hyperlink w:anchor="eq:smooth">
-        <w:r>
-          <w:rPr>
-            <w:rStyle w:val="Hyperlink"/>
-          </w:rPr>
-          <w:t xml:space="preserve">[eq:smooth]</w:t>
-        </w:r>
-      </w:hyperlink>
-      <w:r>
-        <w:t xml:space="preserve"> </w:t>
-      </w:r>
-      <w:r>
-        <w:t xml:space="preserve">evaluated on</w:t>
+        <w:t xml:space="preserve">is the smoothing formula above evaluated on</w:t>
       </w:r>
       <w:r>
         <w:t xml:space="preserve"> </w:t>
@@ -7528,24 +7975,7 @@
         <w:pStyle w:val="BodyText"/>
       </w:pPr>
       <w:r>
-        <w:t xml:space="preserve">To make</w:t>
-      </w:r>
-      <w:r>
-        <w:t xml:space="preserve"> </w:t>
-      </w:r>
-      <w:hyperlink w:anchor="eq:smooth">
-        <w:r>
-          <w:rPr>
-            <w:rStyle w:val="Hyperlink"/>
-          </w:rPr>
-          <w:t xml:space="preserve">[eq:smooth]</w:t>
-        </w:r>
-      </w:hyperlink>
-      <w:r>
-        <w:t xml:space="preserve"> </w:t>
-      </w:r>
-      <w:r>
-        <w:t xml:space="preserve">concrete, consider a neighbourhood that appears in</w:t>
+        <w:t xml:space="preserve">To make the smoothing formula concrete, consider a neighbourhood that appears in</w:t>
       </w:r>
       <w:r>
         <w:t xml:space="preserve"> </w:t>
@@ -7953,9 +8383,9 @@
         <w:t xml:space="preserve">fair.</w:t>
       </w:r>
     </w:p>
-    <w:bookmarkEnd w:id="36"/>
     <w:bookmarkEnd w:id="37"/>
-    <w:bookmarkStart w:id="42" w:name="model-selection-and-rationale"/>
+    <w:bookmarkEnd w:id="38"/>
+    <w:bookmarkStart w:id="43" w:name="model-selection-and-rationale"/>
     <w:p>
       <w:pPr>
         <w:pStyle w:val="Heading2"/>
@@ -7978,7 +8408,7 @@
         <w:t xml:space="preserve">is added on top.</w:t>
       </w:r>
     </w:p>
-    <w:bookmarkStart w:id="38" w:name="linear-regression-baseline"/>
+    <w:bookmarkStart w:id="39" w:name="linear-regression-baseline"/>
     <w:p>
       <w:pPr>
         <w:pStyle w:val="Heading3"/>
@@ -8018,8 +8448,8 @@
         <w:t xml:space="preserve">.</w:t>
       </w:r>
     </w:p>
-    <w:bookmarkEnd w:id="38"/>
-    <w:bookmarkStart w:id="39" w:name="random-forest-regressor"/>
+    <w:bookmarkEnd w:id="39"/>
+    <w:bookmarkStart w:id="40" w:name="random-forest-regressor"/>
     <w:p>
       <w:pPr>
         <w:pStyle w:val="Heading3"/>
@@ -8054,8 +8484,8 @@
         <w:t xml:space="preserve">needs little tuning. It serves as a strong non-linear reference point.</w:t>
       </w:r>
     </w:p>
-    <w:bookmarkEnd w:id="39"/>
-    <w:bookmarkStart w:id="40" w:name="Xd131f1ed2848e7c45f8347cf00dd89ee8ef2363"/>
+    <w:bookmarkEnd w:id="40"/>
+    <w:bookmarkStart w:id="41" w:name="Xd131f1ed2848e7c45f8347cf00dd89ee8ef2363"/>
     <w:p>
       <w:pPr>
         <w:pStyle w:val="Heading3"/>
@@ -8728,8 +9158,8 @@
         <w:t xml:space="preserve">).</w:t>
       </w:r>
     </w:p>
-    <w:bookmarkEnd w:id="40"/>
-    <w:bookmarkStart w:id="41" w:name="sec:mlp"/>
+    <w:bookmarkEnd w:id="41"/>
+    <w:bookmarkStart w:id="42" w:name="sec:mlp"/>
     <w:p>
       <w:pPr>
         <w:pStyle w:val="Heading3"/>
@@ -10762,19 +11192,8 @@
       <w:r>
         <w:t xml:space="preserve"> </w:t>
       </w:r>
-      <w:hyperlink w:anchor="eq:bn">
-        <w:r>
-          <w:rPr>
-            <w:rStyle w:val="Hyperlink"/>
-          </w:rPr>
-          <w:t xml:space="preserve">[eq:bn]</w:t>
-        </w:r>
-      </w:hyperlink>
-      <w:r>
-        <w:t xml:space="preserve"> </w:t>
-      </w:r>
-      <w:r>
-        <w:t xml:space="preserve">keeps the pre-activations well scaled across the three hidden</w:t>
+      <w:r>
+        <w:t xml:space="preserve">(defined above) keeps the pre-activations well scaled across the three hidden</w:t>
       </w:r>
       <w:r>
         <w:t xml:space="preserve"> </w:t>
@@ -10820,24 +11239,13 @@
         <w:t xml:space="preserve"> </w:t>
       </w:r>
       <w:r>
-        <w:t xml:space="preserve">weight decay in</w:t>
-      </w:r>
-      <w:r>
-        <w:t xml:space="preserve"> </w:t>
-      </w:r>
-      <w:hyperlink w:anchor="eq:adam">
-        <w:r>
-          <w:rPr>
-            <w:rStyle w:val="Hyperlink"/>
-          </w:rPr>
-          <w:t xml:space="preserve">[eq:adam]</w:t>
-        </w:r>
-      </w:hyperlink>
-      <w:r>
-        <w:t xml:space="preserve"> </w:t>
-      </w:r>
-      <w:r>
-        <w:t xml:space="preserve">regularize a network that would otherwise overfit a 29</w:t>
+        <w:t xml:space="preserve">weight decay in the Adam update</w:t>
+      </w:r>
+      <w:r>
+        <w:t xml:space="preserve"> </w:t>
+      </w:r>
+      <w:r>
+        <w:t xml:space="preserve">above regularize a network that would otherwise overfit a 29</w:t>
       </w:r>
       <w:r>
         <w:t xml:space="preserve">,</w:t>
@@ -10852,9 +11260,9 @@
         <w:t xml:space="preserve">inputs.</w:t>
       </w:r>
     </w:p>
-    <w:bookmarkEnd w:id="41"/>
     <w:bookmarkEnd w:id="42"/>
-    <w:bookmarkStart w:id="46" w:name="sec:tuning"/>
+    <w:bookmarkEnd w:id="43"/>
+    <w:bookmarkStart w:id="47" w:name="sec:tuning"/>
     <w:p>
       <w:pPr>
         <w:pStyle w:val="Heading2"/>
@@ -11010,7 +11418,7 @@
         <w:t xml:space="preserve">option, and it also logs every configuration tried.</w:t>
       </w:r>
     </w:p>
-    <w:bookmarkStart w:id="45" w:name="search-objective"/>
+    <w:bookmarkStart w:id="46" w:name="search-objective"/>
     <w:p>
       <w:pPr>
         <w:pStyle w:val="Heading4"/>
@@ -11901,7 +12309,7 @@
           <w:rPr>
             <w:rStyle w:val="Hyperlink"/>
           </w:rPr>
-          <w:t xml:space="preserve">4</w:t>
+          <w:t xml:space="preserve">5</w:t>
         </w:r>
       </w:hyperlink>
       <w:r>
@@ -11992,7 +12400,7 @@
           <w:rPr>
             <w:rStyle w:val="Hyperlink"/>
           </w:rPr>
-          <w:t xml:space="preserve">6</w:t>
+          <w:t xml:space="preserve">7</w:t>
         </w:r>
       </w:hyperlink>
       <w:r>
@@ -12021,7 +12429,7 @@
           <w:rPr>
             <w:rStyle w:val="Hyperlink"/>
           </w:rPr>
-          <w:t xml:space="preserve">8</w:t>
+          <w:t xml:space="preserve">9</w:t>
         </w:r>
       </w:hyperlink>
       <w:r>
@@ -12034,7 +12442,7 @@
         <w:t xml:space="preserve">itself an informal check on how much headroom the search actually finds.</w:t>
       </w:r>
     </w:p>
-    <w:bookmarkStart w:id="43" w:name="tab:search"/>
+    <w:bookmarkStart w:id="44" w:name="tab:search"/>
     <w:p>
       <w:pPr>
         <w:pStyle w:val="TableCaption"/>
@@ -12831,7 +13239,7 @@
         </w:tc>
       </w:tr>
     </w:tbl>
-    <w:bookmarkEnd w:id="43"/>
+    <w:bookmarkEnd w:id="44"/>
     <w:p>
       <w:pPr>
         <w:pStyle w:val="BodyText"/>
@@ -13142,7 +13550,7 @@
           <w:rPr>
             <w:rStyle w:val="Hyperlink"/>
           </w:rPr>
-          <w:t xml:space="preserve">4</w:t>
+          <w:t xml:space="preserve">5</w:t>
         </w:r>
       </w:hyperlink>
       <w:r>
@@ -13291,21 +13699,7 @@
         <w:t xml:space="preserve"> </w:t>
       </w:r>
       <w:r>
-        <w:t xml:space="preserve">by</w:t>
-      </w:r>
-      <w:r>
-        <w:t xml:space="preserve"> </w:t>
-      </w:r>
-      <w:hyperlink w:anchor="eq:earlystop">
-        <w:r>
-          <w:rPr>
-            <w:rStyle w:val="Hyperlink"/>
-          </w:rPr>
-          <w:t xml:space="preserve">[eq:earlystop]</w:t>
-        </w:r>
-      </w:hyperlink>
-      <w:r>
-        <w:t xml:space="preserve">, and record</w:t>
+        <w:t xml:space="preserve">by the early-stopping rule above, and record</w:t>
       </w:r>
       <w:r>
         <w:t xml:space="preserve"> </w:t>
@@ -13679,7 +14073,7 @@
           <w:rPr>
             <w:rStyle w:val="Hyperlink"/>
           </w:rPr>
-          <w:t xml:space="preserve">5</w:t>
+          <w:t xml:space="preserve">6</w:t>
         </w:r>
       </w:hyperlink>
       <w:r>
@@ -13767,7 +14161,7 @@
           <w:rPr>
             <w:rStyle w:val="Hyperlink"/>
           </w:rPr>
-          <w:t xml:space="preserve">8</w:t>
+          <w:t xml:space="preserve">9</w:t>
         </w:r>
       </w:hyperlink>
       <w:r>
@@ -13786,7 +14180,7 @@
         <w:t xml:space="preserve">local optima.</w:t>
       </w:r>
     </w:p>
-    <w:bookmarkStart w:id="44" w:name="tab:xgbparams"/>
+    <w:bookmarkStart w:id="45" w:name="tab:xgbparams"/>
     <w:p>
       <w:pPr>
         <w:pStyle w:val="TableCaption"/>
@@ -14149,7 +14543,7 @@
         </w:tc>
       </w:tr>
     </w:tbl>
-    <w:bookmarkEnd w:id="44"/>
+    <w:bookmarkEnd w:id="45"/>
     <w:p>
       <w:pPr>
         <w:pStyle w:val="BodyText"/>
@@ -14178,7 +14572,7 @@
           <w:rPr>
             <w:rStyle w:val="Hyperlink"/>
           </w:rPr>
-          <w:t xml:space="preserve">8</w:t>
+          <w:t xml:space="preserve">9</w:t>
         </w:r>
       </w:hyperlink>
       <w:r>
@@ -14232,21 +14626,21 @@
       <w:r>
         <w:t xml:space="preserve">feature matrix than by exact tree hyper-parameters (Section </w:t>
       </w:r>
-      <w:hyperlink w:anchor="sec:ablation">
+      <w:hyperlink w:anchor="sec:changes">
         <w:r>
           <w:rPr>
             <w:rStyle w:val="Hyperlink"/>
           </w:rPr>
-          <w:t xml:space="preserve">[sec:ablation]</w:t>
+          <w:t xml:space="preserve">6</w:t>
         </w:r>
       </w:hyperlink>
       <w:r>
         <w:t xml:space="preserve">).</w:t>
       </w:r>
     </w:p>
-    <w:bookmarkEnd w:id="45"/>
     <w:bookmarkEnd w:id="46"/>
-    <w:bookmarkStart w:id="47" w:name="sec:blend"/>
+    <w:bookmarkEnd w:id="47"/>
+    <w:bookmarkStart w:id="48" w:name="sec:blend"/>
     <w:p>
       <w:pPr>
         <w:pStyle w:val="Heading2"/>
@@ -14802,41 +15196,13 @@
         <w:pStyle w:val="FirstParagraph"/>
       </w:pPr>
       <w:r>
-        <w:t xml:space="preserve">The equality constraint </w:t>
-      </w:r>
-      <w:hyperlink w:anchor="eq:blendeq">
-        <w:r>
-          <w:rPr>
-            <w:rStyle w:val="Hyperlink"/>
-          </w:rPr>
-          <w:t xml:space="preserve">[eq:blendeq]</w:t>
-        </w:r>
-      </w:hyperlink>
-      <w:r>
-        <w:t xml:space="preserve"> </w:t>
-      </w:r>
-      <w:r>
-        <w:t xml:space="preserve">and the box</w:t>
-      </w:r>
-      <w:r>
-        <w:t xml:space="preserve"> </w:t>
-      </w:r>
-      <w:r>
-        <w:t xml:space="preserve">bounds </w:t>
-      </w:r>
-      <w:hyperlink w:anchor="eq:blendbox">
-        <w:r>
-          <w:rPr>
-            <w:rStyle w:val="Hyperlink"/>
-          </w:rPr>
-          <w:t xml:space="preserve">[eq:blendbox]</w:t>
-        </w:r>
-      </w:hyperlink>
-      <w:r>
-        <w:t xml:space="preserve"> </w:t>
-      </w:r>
-      <w:r>
-        <w:t xml:space="preserve">make the solution a</w:t>
+        <w:t xml:space="preserve">The equality constraint above and the box</w:t>
+      </w:r>
+      <w:r>
+        <w:t xml:space="preserve"> </w:t>
+      </w:r>
+      <w:r>
+        <w:t xml:space="preserve">bounds above make the solution a</w:t>
       </w:r>
       <w:r>
         <w:t xml:space="preserve"> </w:t>
@@ -14861,35 +15227,7 @@
         <w:t xml:space="preserve"> </w:t>
       </w:r>
       <w:r>
-        <w:t xml:space="preserve">from receiving a runaway weight. Problem</w:t>
-      </w:r>
-      <w:r>
-        <w:t xml:space="preserve"> </w:t>
-      </w:r>
-      <w:hyperlink w:anchor="eq:blendobj">
-        <w:r>
-          <w:rPr>
-            <w:rStyle w:val="Hyperlink"/>
-          </w:rPr>
-          <w:t xml:space="preserve">[eq:blendobj]</w:t>
-        </w:r>
-      </w:hyperlink>
-      <w:r>
-        <w:t xml:space="preserve">–</w:t>
-      </w:r>
-      <w:hyperlink w:anchor="eq:blendbox">
-        <w:r>
-          <w:rPr>
-            <w:rStyle w:val="Hyperlink"/>
-          </w:rPr>
-          <w:t xml:space="preserve">[eq:blendbox]</w:t>
-        </w:r>
-      </w:hyperlink>
-      <w:r>
-        <w:t xml:space="preserve"> </w:t>
-      </w:r>
-      <w:r>
-        <w:t xml:space="preserve">is solved</w:t>
+        <w:t xml:space="preserve">from receiving a runaway weight. This constrained problem is solved</w:t>
       </w:r>
       <w:r>
         <w:t xml:space="preserve"> </w:t>
@@ -15040,19 +15378,8 @@
       <w:r>
         <w:t xml:space="preserve"> </w:t>
       </w:r>
-      <w:hyperlink w:anchor="eq:blendeq">
-        <w:r>
-          <w:rPr>
-            <w:rStyle w:val="Hyperlink"/>
-          </w:rPr>
-          <w:t xml:space="preserve">[eq:blendeq]</w:t>
-        </w:r>
-      </w:hyperlink>
-      <w:r>
-        <w:t xml:space="preserve"> </w:t>
-      </w:r>
-      <w:r>
-        <w:t xml:space="preserve">still holds exactly. A randomized search directly over the</w:t>
+      <w:r>
+        <w:t xml:space="preserve">the weights still sum to one exactly. A randomized search directly over the</w:t>
       </w:r>
       <w:r>
         <w:t xml:space="preserve"> </w:t>
@@ -15211,7 +15538,7 @@
           <w:rPr>
             <w:rStyle w:val="Hyperlink"/>
           </w:rPr>
-          <w:t xml:space="preserve">7</w:t>
+          <w:t xml:space="preserve">8</w:t>
         </w:r>
       </w:hyperlink>
       <w:r>
@@ -15983,8 +16310,8 @@
         <w:t xml:space="preserve">.</w:t>
       </w:r>
     </w:p>
-    <w:bookmarkEnd w:id="47"/>
-    <w:bookmarkStart w:id="48" w:name="experimental-design-and-evaluation"/>
+    <w:bookmarkEnd w:id="48"/>
+    <w:bookmarkStart w:id="49" w:name="experimental-design-and-evaluation"/>
     <w:p>
       <w:pPr>
         <w:pStyle w:val="Heading2"/>
@@ -16125,16 +16452,8 @@
       <w:r>
         <w:t xml:space="preserve"> </w:t>
       </w:r>
-      <w:hyperlink w:anchor="eq:kfoldte">
-        <w:r>
-          <w:rPr>
-            <w:rStyle w:val="Hyperlink"/>
-          </w:rPr>
-          <w:t xml:space="preserve">[eq:kfoldte]</w:t>
-        </w:r>
-      </w:hyperlink>
-      <w:r>
-        <w:t xml:space="preserve">. As a last step, predictions are clipped to</w:t>
+      <w:r>
+        <w:t xml:space="preserve">the target-encoding formula above. As a last step, predictions are clipped to</w:t>
       </w:r>
       <w:r>
         <w:t xml:space="preserve"> </w:t>
@@ -16181,8 +16500,8 @@
         <w:t xml:space="preserve">to bound the loss contributed by any stray extrapolation.</w:t>
       </w:r>
     </w:p>
-    <w:bookmarkEnd w:id="48"/>
-    <w:bookmarkStart w:id="49" w:name="sec:cost"/>
+    <w:bookmarkEnd w:id="49"/>
+    <w:bookmarkStart w:id="50" w:name="sec:cost"/>
     <w:p>
       <w:pPr>
         <w:pStyle w:val="Heading2"/>
@@ -16354,8 +16673,8 @@
         <w:t xml:space="preserve">).</w:t>
       </w:r>
     </w:p>
-    <w:bookmarkEnd w:id="49"/>
-    <w:bookmarkStart w:id="50" w:name="sec:repro"/>
+    <w:bookmarkEnd w:id="50"/>
+    <w:bookmarkStart w:id="51" w:name="sec:repro"/>
     <w:p>
       <w:pPr>
         <w:pStyle w:val="Heading2"/>
@@ -16622,9 +16941,9 @@
         <w:t xml:space="preserve">recomputed without retraining.</w:t>
       </w:r>
     </w:p>
-    <w:bookmarkEnd w:id="50"/>
     <w:bookmarkEnd w:id="51"/>
-    <w:bookmarkStart w:id="86" w:name="sec:results"/>
+    <w:bookmarkEnd w:id="52"/>
+    <w:bookmarkStart w:id="87" w:name="sec:results"/>
     <w:p>
       <w:pPr>
         <w:pStyle w:val="Heading1"/>
@@ -16645,7 +16964,7 @@
           <w:rPr>
             <w:rStyle w:val="Hyperlink"/>
           </w:rPr>
-          <w:t xml:space="preserve">6</w:t>
+          <w:t xml:space="preserve">7</w:t>
         </w:r>
       </w:hyperlink>
       <w:r>
@@ -16765,7 +17084,7 @@
           <w:rPr>
             <w:rStyle w:val="Hyperlink"/>
           </w:rPr>
-          <w:t xml:space="preserve">6</w:t>
+          <w:t xml:space="preserve">7</w:t>
         </w:r>
       </w:hyperlink>
       <w:r>
@@ -16829,7 +17148,7 @@
         <w:t xml:space="preserve">particular boosting library.</w:t>
       </w:r>
     </w:p>
-    <w:bookmarkStart w:id="52" w:name="tab:cv"/>
+    <w:bookmarkStart w:id="53" w:name="tab:cv"/>
     <w:p>
       <w:pPr>
         <w:pStyle w:val="TableCaption"/>
@@ -17473,8 +17792,8 @@
         </w:tc>
       </w:tr>
     </w:tbl>
-    <w:bookmarkEnd w:id="52"/>
-    <w:bookmarkStart w:id="56" w:name="fig:baseline"/>
+    <w:bookmarkEnd w:id="53"/>
+    <w:bookmarkStart w:id="57" w:name="fig:baseline"/>
     <w:p>
       <w:pPr>
         <w:pStyle w:val="CaptionedFigure"/>
@@ -17484,18 +17803,18 @@
           <wp:inline>
             <wp:extent cx="5334000" cy="3120460"/>
             <wp:effectExtent b="0" l="0" r="0" t="0"/>
-            <wp:docPr descr="" title="" id="54" name="Picture"/>
+            <wp:docPr descr="" title="" id="55" name="Picture"/>
             <a:graphic>
               <a:graphicData uri="http://schemas.openxmlformats.org/drawingml/2006/picture">
                 <pic:pic>
                   <pic:nvPicPr>
-                    <pic:cNvPr descr="fig3_baseline_cv.png" id="55" name="Picture"/>
+                    <pic:cNvPr descr="fig3_baseline_cv.png" id="56" name="Picture"/>
                     <pic:cNvPicPr>
                       <a:picLocks noChangeArrowheads="1" noChangeAspect="1"/>
                     </pic:cNvPicPr>
                   </pic:nvPicPr>
                   <pic:blipFill>
-                    <a:blip r:embed="rId53"/>
+                    <a:blip r:embed="rId54"/>
                     <a:stretch>
                       <a:fillRect/>
                     </a:stretch>
@@ -17548,8 +17867,8 @@
         <w:t xml:space="preserve">trail well behind.</w:t>
       </w:r>
     </w:p>
-    <w:bookmarkEnd w:id="56"/>
-    <w:bookmarkStart w:id="61" w:name="why-the-methods-behaved-as-they-did"/>
+    <w:bookmarkEnd w:id="57"/>
+    <w:bookmarkStart w:id="62" w:name="why-the-methods-behaved-as-they-did"/>
     <w:p>
       <w:pPr>
         <w:pStyle w:val="Heading2"/>
@@ -17731,41 +18050,13 @@
         <w:t xml:space="preserve"> </w:t>
       </w:r>
       <w:r>
-        <w:t xml:space="preserve">regularization and early stopping</w:t>
-      </w:r>
-      <w:r>
-        <w:t xml:space="preserve"> </w:t>
-      </w:r>
-      <w:hyperlink w:anchor="eq:xgbobj">
-        <w:r>
-          <w:rPr>
-            <w:rStyle w:val="Hyperlink"/>
-          </w:rPr>
-          <w:t xml:space="preserve">[eq:xgbobj]</w:t>
-        </w:r>
-      </w:hyperlink>
-      <w:r>
-        <w:t xml:space="preserve">–</w:t>
-      </w:r>
-      <w:hyperlink w:anchor="eq:earlystop">
-        <w:r>
-          <w:rPr>
-            <w:rStyle w:val="Hyperlink"/>
-          </w:rPr>
-          <w:t xml:space="preserve">[eq:earlystop]</w:t>
-        </w:r>
-      </w:hyperlink>
-      <w:r>
-        <w:t xml:space="preserve"> </w:t>
-      </w:r>
-      <w:r>
-        <w:t xml:space="preserve">that</w:t>
-      </w:r>
-      <w:r>
-        <w:t xml:space="preserve"> </w:t>
-      </w:r>
-      <w:r>
-        <w:t xml:space="preserve">keep the corresponding variance in check, which is why they sit at the bottom</w:t>
+        <w:t xml:space="preserve">regularization and early stopping (the regularized objective and early-stopping</w:t>
+      </w:r>
+      <w:r>
+        <w:t xml:space="preserve"> </w:t>
+      </w:r>
+      <w:r>
+        <w:t xml:space="preserve">rule defined earlier) that keep the corresponding variance in check, which is why they sit at the bottom</w:t>
       </w:r>
       <w:r>
         <w:t xml:space="preserve"> </w:t>
@@ -17831,7 +18122,7 @@
         <w:t xml:space="preserve">on even the best single model.</w:t>
       </w:r>
     </w:p>
-    <w:bookmarkStart w:id="60" w:name="fig:importance"/>
+    <w:bookmarkStart w:id="61" w:name="fig:importance"/>
     <w:p>
       <w:pPr>
         <w:pStyle w:val="CaptionedFigure"/>
@@ -17841,18 +18132,18 @@
           <wp:inline>
             <wp:extent cx="5334000" cy="3293769"/>
             <wp:effectExtent b="0" l="0" r="0" t="0"/>
-            <wp:docPr descr="" title="" id="58" name="Picture"/>
+            <wp:docPr descr="" title="" id="59" name="Picture"/>
             <a:graphic>
               <a:graphicData uri="http://schemas.openxmlformats.org/drawingml/2006/picture">
                 <pic:pic>
                   <pic:nvPicPr>
-                    <pic:cNvPr descr="fig4_xgb_importance.png" id="59" name="Picture"/>
+                    <pic:cNvPr descr="fig4_xgb_importance.png" id="60" name="Picture"/>
                     <pic:cNvPicPr>
                       <a:picLocks noChangeArrowheads="1" noChangeAspect="1"/>
                     </pic:cNvPicPr>
                   </pic:nvPicPr>
                   <pic:blipFill>
-                    <a:blip r:embed="rId57"/>
+                    <a:blip r:embed="rId58"/>
                     <a:stretch>
                       <a:fillRect/>
                     </a:stretch>
@@ -17904,7 +18195,7 @@
         <w:t xml:space="preserve">.</w:t>
       </w:r>
     </w:p>
-    <w:bookmarkEnd w:id="60"/>
+    <w:bookmarkEnd w:id="61"/>
     <w:p>
       <w:pPr>
         <w:pStyle w:val="BodyText"/>
@@ -17998,8 +18289,8 @@
         <w:t xml:space="preserve">because this dataset’s repeated monthly re-scrapes make it observable.</w:t>
       </w:r>
     </w:p>
-    <w:bookmarkEnd w:id="61"/>
-    <w:bookmarkStart w:id="67" w:name="X527baf0b06dc091d6fbfa9dd76bd5c2ffccca74"/>
+    <w:bookmarkEnd w:id="62"/>
+    <w:bookmarkStart w:id="68" w:name="X527baf0b06dc091d6fbfa9dd76bd5c2ffccca74"/>
     <w:p>
       <w:pPr>
         <w:pStyle w:val="Heading2"/>
@@ -18116,7 +18407,7 @@
           <w:rPr>
             <w:rStyle w:val="Hyperlink"/>
           </w:rPr>
-          <w:t xml:space="preserve">7</w:t>
+          <w:t xml:space="preserve">8</w:t>
         </w:r>
       </w:hyperlink>
       <w:r>
@@ -18126,7 +18417,7 @@
         <w:t xml:space="preserve">lists the optimal weights.</w:t>
       </w:r>
     </w:p>
-    <w:bookmarkStart w:id="65" w:name="fig:blend"/>
+    <w:bookmarkStart w:id="66" w:name="fig:blend"/>
     <w:p>
       <w:pPr>
         <w:pStyle w:val="CaptionedFigure"/>
@@ -18136,18 +18427,18 @@
           <wp:inline>
             <wp:extent cx="5334000" cy="3012938"/>
             <wp:effectExtent b="0" l="0" r="0" t="0"/>
-            <wp:docPr descr="" title="" id="63" name="Picture"/>
+            <wp:docPr descr="" title="" id="64" name="Picture"/>
             <a:graphic>
               <a:graphicData uri="http://schemas.openxmlformats.org/drawingml/2006/picture">
                 <pic:pic>
                   <pic:nvPicPr>
-                    <pic:cNvPr descr="fig5_blend.png" id="64" name="Picture"/>
+                    <pic:cNvPr descr="fig5_blend.png" id="65" name="Picture"/>
                     <pic:cNvPicPr>
                       <a:picLocks noChangeArrowheads="1" noChangeAspect="1"/>
                     </pic:cNvPicPr>
                   </pic:nvPicPr>
                   <pic:blipFill>
-                    <a:blip r:embed="rId62"/>
+                    <a:blip r:embed="rId63"/>
                     <a:stretch>
                       <a:fillRect/>
                     </a:stretch>
@@ -18188,8 +18479,8 @@
         <w:t xml:space="preserve">(SLSQP) blends. The weighted blend is the best configuration.</w:t>
       </w:r>
     </w:p>
-    <w:bookmarkEnd w:id="65"/>
-    <w:bookmarkStart w:id="66" w:name="tab:weights"/>
+    <w:bookmarkEnd w:id="66"/>
+    <w:bookmarkStart w:id="67" w:name="tab:weights"/>
     <w:p>
       <w:pPr>
         <w:pStyle w:val="TableCaption"/>
@@ -18201,25 +18492,14 @@
         <w:t xml:space="preserve"> </w:t>
       </w:r>
       <w:r>
-        <w:t xml:space="preserve">nine models (problem </w:t>
-      </w:r>
-      <w:hyperlink w:anchor="eq:blendobj">
+        <w:t xml:space="preserve">nine models (the constrained blend problem in Section </w:t>
+      </w:r>
+      <w:hyperlink w:anchor="sec:blend">
         <w:r>
           <w:rPr>
             <w:rStyle w:val="Hyperlink"/>
           </w:rPr>
-          <w:t xml:space="preserve">[eq:blendobj]</w:t>
-        </w:r>
-      </w:hyperlink>
-      <w:r>
-        <w:t xml:space="preserve">–</w:t>
-      </w:r>
-      <w:hyperlink w:anchor="eq:blendbox">
-        <w:r>
-          <w:rPr>
-            <w:rStyle w:val="Hyperlink"/>
-          </w:rPr>
-          <w:t xml:space="preserve">[eq:blendbox]</w:t>
+          <w:t xml:space="preserve">4.6</w:t>
         </w:r>
       </w:hyperlink>
       <w:r>
@@ -18231,7 +18511,7 @@
         <w:tblStyle w:val="Table"/>
         <w:tblW w:type="auto" w:w="0"/>
         <w:tblLook w:firstRow="1" w:lastRow="0" w:firstColumn="0" w:lastColumn="0" w:noHBand="0" w:noVBand="0" w:val="0020"/>
-        <w:tblCaption w:val="Optimal blend weights chosen by SLSQP on the OOF predictions of all nine models (problem [eq:blendobj]–[eq:blendbox])."/>
+        <w:tblCaption w:val="Optimal blend weights chosen by SLSQP on the OOF predictions of all nine models (the constrained blend problem in Section 4.6)."/>
       </w:tblPr>
       <w:tblGrid>
         <w:gridCol w:w="3960"/>
@@ -18518,9 +18798,9 @@
         </w:tc>
       </w:tr>
     </w:tbl>
-    <w:bookmarkEnd w:id="66"/>
     <w:bookmarkEnd w:id="67"/>
-    <w:bookmarkStart w:id="69" w:name="sec:complementarity"/>
+    <w:bookmarkEnd w:id="68"/>
+    <w:bookmarkStart w:id="70" w:name="sec:complementarity"/>
     <w:p>
       <w:pPr>
         <w:pStyle w:val="Heading2"/>
@@ -18562,21 +18842,7 @@
         <w:t xml:space="preserve"> </w:t>
       </w:r>
       <w:r>
-        <w:t xml:space="preserve">error. Table </w:t>
-      </w:r>
-      <w:hyperlink w:anchor="tab:errcorr">
-        <w:r>
-          <w:rPr>
-            <w:rStyle w:val="Hyperlink"/>
-          </w:rPr>
-          <w:t xml:space="preserve">[tab:errcorr]</w:t>
-        </w:r>
-      </w:hyperlink>
-      <w:r>
-        <w:t xml:space="preserve"> </w:t>
-      </w:r>
-      <w:r>
-        <w:t xml:space="preserve">reports the Pearson correlation of the per-row</w:t>
+        <w:t xml:space="preserve">error. The correlation table below reports the Pearson correlation of the per-row</w:t>
       </w:r>
       <w:r>
         <w:t xml:space="preserve"> </w:t>
@@ -18620,60 +18886,6 @@
         <w:t xml:space="preserve">zero (Table </w:t>
       </w:r>
       <w:hyperlink w:anchor="tab:weights">
-        <w:r>
-          <w:rPr>
-            <w:rStyle w:val="Hyperlink"/>
-          </w:rPr>
-          <w:t xml:space="preserve">7</w:t>
-        </w:r>
-      </w:hyperlink>
-      <w:r>
-        <w:t xml:space="preserve">) despite XGBoost v2 individually outscoring</w:t>
-      </w:r>
-      <w:r>
-        <w:t xml:space="preserve"> </w:t>
-      </w:r>
-      <w:r>
-        <w:t xml:space="preserve">several models that do receive weight—it largely duplicates signal already</w:t>
-      </w:r>
-      <w:r>
-        <w:t xml:space="preserve"> </w:t>
-      </w:r>
-      <w:r>
-        <w:t xml:space="preserve">covered by the main XGBoost and v3. The MLP and Linear Regression are the</w:t>
-      </w:r>
-      <w:r>
-        <w:t xml:space="preserve"> </w:t>
-      </w:r>
-      <w:r>
-        <w:t xml:space="preserve">least correlated with the tree ensembles (</w:t>
-      </w:r>
-      <m:oMath>
-        <m:r>
-          <m:t>0.86</m:t>
-        </m:r>
-      </m:oMath>
-      <w:r>
-        <w:t xml:space="preserve">–</w:t>
-      </w:r>
-      <m:oMath>
-        <m:r>
-          <m:t>0.93</m:t>
-        </m:r>
-      </m:oMath>
-      <w:r>
-        <w:t xml:space="preserve"> </w:t>
-      </w:r>
-      <w:r>
-        <w:t xml:space="preserve">with the others), so</w:t>
-      </w:r>
-      <w:r>
-        <w:t xml:space="preserve"> </w:t>
-      </w:r>
-      <w:r>
-        <w:t xml:space="preserve">although they are individually much weaker (Table </w:t>
-      </w:r>
-      <w:hyperlink w:anchor="tab:metrics">
         <w:r>
           <w:rPr>
             <w:rStyle w:val="Hyperlink"/>
@@ -18682,6 +18894,60 @@
         </w:r>
       </w:hyperlink>
       <w:r>
+        <w:t xml:space="preserve">) despite XGBoost v2 individually outscoring</w:t>
+      </w:r>
+      <w:r>
+        <w:t xml:space="preserve"> </w:t>
+      </w:r>
+      <w:r>
+        <w:t xml:space="preserve">several models that do receive weight—it largely duplicates signal already</w:t>
+      </w:r>
+      <w:r>
+        <w:t xml:space="preserve"> </w:t>
+      </w:r>
+      <w:r>
+        <w:t xml:space="preserve">covered by the main XGBoost and v3. The MLP and Linear Regression are the</w:t>
+      </w:r>
+      <w:r>
+        <w:t xml:space="preserve"> </w:t>
+      </w:r>
+      <w:r>
+        <w:t xml:space="preserve">least correlated with the tree ensembles (</w:t>
+      </w:r>
+      <m:oMath>
+        <m:r>
+          <m:t>0.86</m:t>
+        </m:r>
+      </m:oMath>
+      <w:r>
+        <w:t xml:space="preserve">–</w:t>
+      </w:r>
+      <m:oMath>
+        <m:r>
+          <m:t>0.93</m:t>
+        </m:r>
+      </m:oMath>
+      <w:r>
+        <w:t xml:space="preserve"> </w:t>
+      </w:r>
+      <w:r>
+        <w:t xml:space="preserve">with the others), so</w:t>
+      </w:r>
+      <w:r>
+        <w:t xml:space="preserve"> </w:t>
+      </w:r>
+      <w:r>
+        <w:t xml:space="preserve">although they are individually much weaker (Table </w:t>
+      </w:r>
+      <w:hyperlink w:anchor="tab:metrics">
+        <w:r>
+          <w:rPr>
+            <w:rStyle w:val="Hyperlink"/>
+          </w:rPr>
+          <w:t xml:space="preserve">9</w:t>
+        </w:r>
+      </w:hyperlink>
+      <w:r>
         <w:t xml:space="preserve">), the MLP</w:t>
       </w:r>
       <w:r>
@@ -18713,7 +18979,7 @@
           <w:rPr>
             <w:rStyle w:val="Hyperlink"/>
           </w:rPr>
-          <w:t xml:space="preserve">7</w:t>
+          <w:t xml:space="preserve">8</w:t>
         </w:r>
       </w:hyperlink>
       <w:r>
@@ -18738,7 +19004,7 @@
           <w:rPr>
             <w:rStyle w:val="Hyperlink"/>
           </w:rPr>
-          <w:t xml:space="preserve">8</w:t>
+          <w:t xml:space="preserve">9</w:t>
         </w:r>
       </w:hyperlink>
       <w:r>
@@ -18818,7 +19084,7 @@
         <w:t xml:space="preserve">cost of median accuracy.</w:t>
       </w:r>
     </w:p>
-    <w:bookmarkStart w:id="68" w:name="tab:metrics"/>
+    <w:bookmarkStart w:id="69" w:name="tab:metrics"/>
     <w:p>
       <w:pPr>
         <w:pStyle w:val="TableCaption"/>
@@ -19450,7 +19716,7 @@
         </w:tc>
       </w:tr>
     </w:tbl>
-    <w:bookmarkEnd w:id="68"/>
+    <w:bookmarkEnd w:id="69"/>
     <w:tbl>
       <w:tblPr>
         <w:tblStyle w:val="Table"/>
@@ -20545,8 +20811,8 @@
         </w:tc>
       </w:tr>
     </w:tbl>
-    <w:bookmarkEnd w:id="69"/>
-    <w:bookmarkStart w:id="70" w:name="sec:significance"/>
+    <w:bookmarkEnd w:id="70"/>
+    <w:bookmarkStart w:id="71" w:name="sec:significance"/>
     <w:p>
       <w:pPr>
         <w:pStyle w:val="Heading2"/>
@@ -21340,7 +21606,7 @@
           <w:rPr>
             <w:rStyle w:val="Hyperlink"/>
           </w:rPr>
-          <w:t xml:space="preserve">8</w:t>
+          <w:t xml:space="preserve">9</w:t>
         </w:r>
       </w:hyperlink>
       <w:r>
@@ -21470,8 +21736,8 @@
         <w:t xml:space="preserve">allowed.</w:t>
       </w:r>
     </w:p>
-    <w:bookmarkEnd w:id="70"/>
-    <w:bookmarkStart w:id="79" w:name="sec:residuals"/>
+    <w:bookmarkEnd w:id="71"/>
+    <w:bookmarkStart w:id="80" w:name="sec:residuals"/>
     <w:p>
       <w:pPr>
         <w:pStyle w:val="Heading2"/>
@@ -21661,7 +21927,7 @@
         <w:t xml:space="preserve">confirming non-Gaussian residuals.</w:t>
       </w:r>
     </w:p>
-    <w:bookmarkStart w:id="74" w:name="fig:residuals"/>
+    <w:bookmarkStart w:id="75" w:name="fig:residuals"/>
     <w:p>
       <w:pPr>
         <w:pStyle w:val="CaptionedFigure"/>
@@ -21671,18 +21937,18 @@
           <wp:inline>
             <wp:extent cx="5334000" cy="3978664"/>
             <wp:effectExtent b="0" l="0" r="0" t="0"/>
-            <wp:docPr descr="" title="" id="72" name="Picture"/>
+            <wp:docPr descr="" title="" id="73" name="Picture"/>
             <a:graphic>
               <a:graphicData uri="http://schemas.openxmlformats.org/drawingml/2006/picture">
                 <pic:pic>
                   <pic:nvPicPr>
-                    <pic:cNvPr descr="fig6_residuals.png" id="73" name="Picture"/>
+                    <pic:cNvPr descr="fig6_residuals.png" id="74" name="Picture"/>
                     <pic:cNvPicPr>
                       <a:picLocks noChangeArrowheads="1" noChangeAspect="1"/>
                     </pic:cNvPicPr>
                   </pic:nvPicPr>
                   <pic:blipFill>
-                    <a:blip r:embed="rId71"/>
+                    <a:blip r:embed="rId72"/>
                     <a:stretch>
                       <a:fillRect/>
                     </a:stretch>
@@ -21729,7 +21995,7 @@
         <w:t xml:space="preserve">and upper-bound bands highlighted, (c) residual histogram, (d) normal Q-Q plot.</w:t>
       </w:r>
     </w:p>
-    <w:bookmarkEnd w:id="74"/>
+    <w:bookmarkEnd w:id="75"/>
     <w:p>
       <w:pPr>
         <w:pStyle w:val="BodyText"/>
@@ -22222,7 +22488,7 @@
         <w:t xml:space="preserve">motivation for the two-stage hurdle model implemented next.</w:t>
       </w:r>
     </w:p>
-    <w:bookmarkStart w:id="78" w:name="fig:residualbins"/>
+    <w:bookmarkStart w:id="79" w:name="fig:residualbins"/>
     <w:p>
       <w:pPr>
         <w:pStyle w:val="CaptionedFigure"/>
@@ -22232,18 +22498,18 @@
           <wp:inline>
             <wp:extent cx="5334000" cy="3188826"/>
             <wp:effectExtent b="0" l="0" r="0" t="0"/>
-            <wp:docPr descr="" title="" id="76" name="Picture"/>
+            <wp:docPr descr="" title="" id="77" name="Picture"/>
             <a:graphic>
               <a:graphicData uri="http://schemas.openxmlformats.org/drawingml/2006/picture">
                 <pic:pic>
                   <pic:nvPicPr>
-                    <pic:cNvPr descr="fig7_residual_bins.png" id="77" name="Picture"/>
+                    <pic:cNvPr descr="fig7_residual_bins.png" id="78" name="Picture"/>
                     <pic:cNvPicPr>
                       <a:picLocks noChangeArrowheads="1" noChangeAspect="1"/>
                     </pic:cNvPicPr>
                   </pic:nvPicPr>
                   <pic:blipFill>
-                    <a:blip r:embed="rId75"/>
+                    <a:blip r:embed="rId76"/>
                     <a:stretch>
                       <a:fillRect/>
                     </a:stretch>
@@ -22320,9 +22586,9 @@
         <w:t xml:space="preserve">target.</w:t>
       </w:r>
     </w:p>
-    <w:bookmarkEnd w:id="78"/>
     <w:bookmarkEnd w:id="79"/>
-    <w:bookmarkStart w:id="81" w:name="sec:hurdle-impl"/>
+    <w:bookmarkEnd w:id="80"/>
+    <w:bookmarkStart w:id="82" w:name="sec:hurdle-impl"/>
     <w:p>
       <w:pPr>
         <w:pStyle w:val="Heading2"/>
@@ -23093,7 +23359,7 @@
           <w:rPr>
             <w:rStyle w:val="Hyperlink"/>
           </w:rPr>
-          <w:t xml:space="preserve">9</w:t>
+          <w:t xml:space="preserve">10</w:t>
         </w:r>
       </w:hyperlink>
       <w:r>
@@ -23206,7 +23472,7 @@
         <w:t xml:space="preserve">.</w:t>
       </w:r>
     </w:p>
-    <w:bookmarkStart w:id="80" w:name="tab:hurdle"/>
+    <w:bookmarkStart w:id="81" w:name="tab:hurdle"/>
     <w:p>
       <w:pPr>
         <w:pStyle w:val="TableCaption"/>
@@ -23517,9 +23783,9 @@
         </w:tc>
       </w:tr>
     </w:tbl>
-    <w:bookmarkEnd w:id="80"/>
     <w:bookmarkEnd w:id="81"/>
-    <w:bookmarkStart w:id="82" w:name="sec:heldout"/>
+    <w:bookmarkEnd w:id="82"/>
+    <w:bookmarkStart w:id="83" w:name="sec:heldout"/>
     <w:p>
       <w:pPr>
         <w:pStyle w:val="Heading2"/>
@@ -23632,8 +23898,8 @@
         <w:t xml:space="preserve">future-quarter data, mirroring the out-of-fold gain.</w:t>
       </w:r>
     </w:p>
-    <w:bookmarkEnd w:id="82"/>
-    <w:bookmarkStart w:id="84" w:name="sec:failure"/>
+    <w:bookmarkEnd w:id="83"/>
+    <w:bookmarkStart w:id="85" w:name="sec:failure"/>
     <w:p>
       <w:pPr>
         <w:pStyle w:val="Heading2"/>
@@ -23666,7 +23932,7 @@
           <w:rPr>
             <w:rStyle w:val="Hyperlink"/>
           </w:rPr>
-          <w:t xml:space="preserve">10</w:t>
+          <w:t xml:space="preserve">11</w:t>
         </w:r>
       </w:hyperlink>
       <w:r>
@@ -23888,7 +24154,7 @@
         <w:t xml:space="preserve">).</w:t>
       </w:r>
     </w:p>
-    <w:bookmarkStart w:id="83" w:name="tab:failure"/>
+    <w:bookmarkStart w:id="84" w:name="tab:failure"/>
     <w:p>
       <w:pPr>
         <w:pStyle w:val="TableCaption"/>
@@ -24333,9 +24599,9 @@
         </w:tc>
       </w:tr>
     </w:tbl>
-    <w:bookmarkEnd w:id="83"/>
     <w:bookmarkEnd w:id="84"/>
-    <w:bookmarkStart w:id="85" w:name="sec:threats"/>
+    <w:bookmarkEnd w:id="85"/>
+    <w:bookmarkStart w:id="86" w:name="sec:threats"/>
     <w:p>
       <w:pPr>
         <w:pStyle w:val="Heading2"/>
@@ -24450,25 +24716,25 @@
         <w:t xml:space="preserve"> </w:t>
       </w:r>
       <w:r>
-        <w:t xml:space="preserve">(New York City) and a single quarter (Q1 2026), so the learned price and</w:t>
-      </w:r>
-      <w:r>
-        <w:t xml:space="preserve"> </w:t>
-      </w:r>
-      <w:r>
-        <w:t xml:space="preserve">seasonality effects need not transfer to other cities or years, and the</w:t>
-      </w:r>
-      <w:r>
-        <w:t xml:space="preserve"> </w:t>
-      </w:r>
-      <w:r>
-        <w:t xml:space="preserve">reliance on H2-2025 calendar-volatility features degrades performance for</w:t>
-      </w:r>
-      <w:r>
-        <w:t xml:space="preserve"> </w:t>
-      </w:r>
-      <w:r>
-        <w:t xml:space="preserve">brand-new listings with no six-month history (Section </w:t>
+        <w:t xml:space="preserve">(New York City), so the learned price and seasonality effects need not</w:t>
+      </w:r>
+      <w:r>
+        <w:t xml:space="preserve"> </w:t>
+      </w:r>
+      <w:r>
+        <w:t xml:space="preserve">transfer to other cities, and the reliance on calendar-volatility features</w:t>
+      </w:r>
+      <w:r>
+        <w:t xml:space="preserve"> </w:t>
+      </w:r>
+      <w:r>
+        <w:t xml:space="preserve">degrades performance for brand-new listings with no multi-month history</w:t>
+      </w:r>
+      <w:r>
+        <w:t xml:space="preserve"> </w:t>
+      </w:r>
+      <w:r>
+        <w:t xml:space="preserve">(Section </w:t>
       </w:r>
       <w:hyperlink w:anchor="sec:failure">
         <w:r>
@@ -24479,7 +24745,71 @@
         </w:r>
       </w:hyperlink>
       <w:r>
-        <w:t xml:space="preserve">).</w:t>
+        <w:t xml:space="preserve">). Temporal generalization within this market was</w:t>
+      </w:r>
+      <w:r>
+        <w:t xml:space="preserve"> </w:t>
+      </w:r>
+      <w:r>
+        <w:t xml:space="preserve">checked directly (Section </w:t>
+      </w:r>
+      <w:hyperlink w:anchor="sec:robustness">
+        <w:r>
+          <w:rPr>
+            <w:rStyle w:val="Hyperlink"/>
+          </w:rPr>
+          <w:t xml:space="preserve">6.1</w:t>
+        </w:r>
+      </w:hyperlink>
+      <w:r>
+        <w:t xml:space="preserve">): the same pipeline, with no</w:t>
+      </w:r>
+      <w:r>
+        <w:t xml:space="preserve"> </w:t>
+      </w:r>
+      <w:r>
+        <w:t xml:space="preserve">per-setup re-tuning, was re-run on two additional history/target</w:t>
+      </w:r>
+      <w:r>
+        <w:t xml:space="preserve"> </w:t>
+      </w:r>
+      <w:r>
+        <w:t xml:space="preserve">configurations (Q4 2025 and Feb–Apr 2026), and held-out</w:t>
+      </w:r>
+      <w:r>
+        <w:t xml:space="preserve"> </w:t>
+      </w:r>
+      <m:oMath>
+        <m:sSup>
+          <m:e>
+            <m:r>
+              <m:t>R</m:t>
+            </m:r>
+          </m:e>
+          <m:sup>
+            <m:r>
+              <m:t>2</m:t>
+            </m:r>
+          </m:sup>
+        </m:sSup>
+      </m:oMath>
+      <w:r>
+        <w:t xml:space="preserve"> </w:t>
+      </w:r>
+      <w:r>
+        <w:t xml:space="preserve">stayed in the</w:t>
+      </w:r>
+      <w:r>
+        <w:t xml:space="preserve"> </w:t>
+      </w:r>
+      <w:r>
+        <w:t xml:space="preserve">same 0.54–0.62 range as the primary Q1 2026 setup, so the result is not a</w:t>
+      </w:r>
+      <w:r>
+        <w:t xml:space="preserve"> </w:t>
+      </w:r>
+      <w:r>
+        <w:t xml:space="preserve">one-quarter artefact.</w:t>
       </w:r>
       <w:r>
         <w:t xml:space="preserve"> </w:t>
@@ -24586,9 +24916,9 @@
         <w:t xml:space="preserve">real-world performance in a way this fixed train/test split cannot detect.</w:t>
       </w:r>
     </w:p>
-    <w:bookmarkEnd w:id="85"/>
     <w:bookmarkEnd w:id="86"/>
-    <w:bookmarkStart w:id="98" w:name="sec:changes"/>
+    <w:bookmarkEnd w:id="87"/>
+    <w:bookmarkStart w:id="110" w:name="sec:changes"/>
     <w:p>
       <w:pPr>
         <w:pStyle w:val="Heading1"/>
@@ -24601,8 +24931,8 @@
       <w:pPr>
         <w:pStyle w:val="FirstParagraph"/>
       </w:pPr>
-      <w:bookmarkStart w:id="87" w:name="sec:ablation"/>
-      <w:bookmarkEnd w:id="87"/>
+      <w:bookmarkStart w:id="88" w:name="sec:ablation"/>
+      <w:bookmarkEnd w:id="88"/>
       <w:r>
         <w:t xml:space="preserve"> </w:t>
       </w:r>
@@ -24638,7 +24968,7 @@
           <w:rPr>
             <w:rStyle w:val="Hyperlink"/>
           </w:rPr>
-          <w:t xml:space="preserve">11</w:t>
+          <w:t xml:space="preserve">12</w:t>
         </w:r>
       </w:hyperlink>
       <w:r>
@@ -24666,7 +24996,7 @@
         <w:t xml:space="preserve">design choices.</w:t>
       </w:r>
     </w:p>
-    <w:bookmarkStart w:id="88" w:name="tab:ablation"/>
+    <w:bookmarkStart w:id="89" w:name="tab:ablation"/>
     <w:p>
       <w:pPr>
         <w:pStyle w:val="TableCaption"/>
@@ -25150,8 +25480,8 @@
         </w:tc>
       </w:tr>
     </w:tbl>
-    <w:bookmarkEnd w:id="88"/>
-    <w:bookmarkStart w:id="89" w:name="engineered-features-dominate"/>
+    <w:bookmarkEnd w:id="89"/>
+    <w:bookmarkStart w:id="90" w:name="engineered-features-dominate"/>
     <w:p>
       <w:pPr>
         <w:pStyle w:val="Heading4"/>
@@ -25178,7 +25508,7 @@
           <w:rPr>
             <w:rStyle w:val="Hyperlink"/>
           </w:rPr>
-          <w:t xml:space="preserve">11</w:t>
+          <w:t xml:space="preserve">12</w:t>
         </w:r>
       </w:hyperlink>
       <w:r>
@@ -25235,8 +25565,8 @@
         <w:t xml:space="preserve">).</w:t>
       </w:r>
     </w:p>
-    <w:bookmarkEnd w:id="89"/>
-    <w:bookmarkStart w:id="90" w:name="Xb775b33320b859a61bbdff343378a19094c6b31"/>
+    <w:bookmarkEnd w:id="90"/>
+    <w:bookmarkStart w:id="91" w:name="Xb775b33320b859a61bbdff343378a19094c6b31"/>
     <w:p>
       <w:pPr>
         <w:pStyle w:val="Heading4"/>
@@ -25352,7 +25682,7 @@
           <w:rPr>
             <w:rStyle w:val="Hyperlink"/>
           </w:rPr>
-          <w:t xml:space="preserve">8</w:t>
+          <w:t xml:space="preserve">9</w:t>
         </w:r>
       </w:hyperlink>
       <w:r>
@@ -25365,8 +25695,8 @@
         <w:t xml:space="preserve">accuracy gain for the linear baseline.</w:t>
       </w:r>
     </w:p>
-    <w:bookmarkEnd w:id="90"/>
-    <w:bookmarkStart w:id="91" w:name="model-choice-and-convex-weighting"/>
+    <w:bookmarkEnd w:id="91"/>
+    <w:bookmarkStart w:id="92" w:name="model-choice-and-convex-weighting"/>
     <w:p>
       <w:pPr>
         <w:pStyle w:val="Heading4"/>
@@ -25454,28 +25784,14 @@
         <w:t xml:space="preserve"> </w:t>
       </w:r>
       <w:r>
-        <w:t xml:space="preserve">the constrained convex optimisation of</w:t>
-      </w:r>
-      <w:r>
-        <w:t xml:space="preserve"> </w:t>
-      </w:r>
-      <w:hyperlink w:anchor="eq:blendobj">
+        <w:t xml:space="preserve">the constrained convex optimisation described in Section </w:t>
+      </w:r>
+      <w:hyperlink w:anchor="sec:blend">
         <w:r>
           <w:rPr>
             <w:rStyle w:val="Hyperlink"/>
           </w:rPr>
-          <w:t xml:space="preserve">[eq:blendobj]</w:t>
-        </w:r>
-      </w:hyperlink>
-      <w:r>
-        <w:t xml:space="preserve">–</w:t>
-      </w:r>
-      <w:hyperlink w:anchor="eq:blendbox">
-        <w:r>
-          <w:rPr>
-            <w:rStyle w:val="Hyperlink"/>
-          </w:rPr>
-          <w:t xml:space="preserve">[eq:blendbox]</w:t>
+          <w:t xml:space="preserve">4.6</w:t>
         </w:r>
       </w:hyperlink>
       <w:r>
@@ -25501,15 +25817,15 @@
           <w:rPr>
             <w:rStyle w:val="Hyperlink"/>
           </w:rPr>
-          <w:t xml:space="preserve">7</w:t>
+          <w:t xml:space="preserve">8</w:t>
         </w:r>
       </w:hyperlink>
       <w:r>
         <w:t xml:space="preserve">).</w:t>
       </w:r>
     </w:p>
-    <w:bookmarkEnd w:id="91"/>
-    <w:bookmarkStart w:id="92" w:name="Xbcda621364e897578fb61e84b2d39f735c00eea"/>
+    <w:bookmarkEnd w:id="92"/>
+    <w:bookmarkStart w:id="93" w:name="Xbcda621364e897578fb61e84b2d39f735c00eea"/>
     <w:p>
       <w:pPr>
         <w:pStyle w:val="Heading4"/>
@@ -25675,8 +25991,8 @@
         <w:t xml:space="preserve">).</w:t>
       </w:r>
     </w:p>
-    <w:bookmarkEnd w:id="92"/>
-    <w:bookmarkStart w:id="93" w:name="X1f1fb7eee2aef1393b55cd973747459a571f67b"/>
+    <w:bookmarkEnd w:id="93"/>
+    <w:bookmarkStart w:id="94" w:name="X1f1fb7eee2aef1393b55cd973747459a571f67b"/>
     <w:p>
       <w:pPr>
         <w:pStyle w:val="Heading4"/>
@@ -25753,8 +26069,8 @@
         <w:t xml:space="preserve">column.</w:t>
       </w:r>
     </w:p>
-    <w:bookmarkEnd w:id="93"/>
-    <w:bookmarkStart w:id="94" w:name="one-raw-categorical-instead-of-several"/>
+    <w:bookmarkEnd w:id="94"/>
+    <w:bookmarkStart w:id="95" w:name="one-raw-categorical-instead-of-several"/>
     <w:p>
       <w:pPr>
         <w:pStyle w:val="Heading4"/>
@@ -25818,8 +26134,8 @@
         <w:t xml:space="preserve">feature-engineering time.</w:t>
       </w:r>
     </w:p>
-    <w:bookmarkEnd w:id="94"/>
-    <w:bookmarkStart w:id="95" w:name="X5bdf25720a9289c5d9ad816ca443a2c0cd38779"/>
+    <w:bookmarkEnd w:id="95"/>
+    <w:bookmarkStart w:id="96" w:name="X5bdf25720a9289c5d9ad816ca443a2c0cd38779"/>
     <w:p>
       <w:pPr>
         <w:pStyle w:val="Heading4"/>
@@ -25918,8 +26234,8 @@
         <w:t xml:space="preserve">single-snapshot dataset.</w:t>
       </w:r>
     </w:p>
-    <w:bookmarkEnd w:id="95"/>
-    <w:bookmarkStart w:id="96" w:name="X33abae8878fbb7e8f9c60328207a2aeab430861"/>
+    <w:bookmarkEnd w:id="96"/>
+    <w:bookmarkStart w:id="97" w:name="X33abae8878fbb7e8f9c60328207a2aeab430861"/>
     <w:p>
       <w:pPr>
         <w:pStyle w:val="Heading4"/>
@@ -25983,8 +26299,8 @@
         <w:t xml:space="preserve">competition organizers had already fixed the boundary.</w:t>
       </w:r>
     </w:p>
-    <w:bookmarkEnd w:id="96"/>
-    <w:bookmarkStart w:id="97" w:name="Xc95b429956e17c933dcbc42b5b4c66ea111bce6"/>
+    <w:bookmarkEnd w:id="97"/>
+    <w:bookmarkStart w:id="98" w:name="Xc95b429956e17c933dcbc42b5b4c66ea111bce6"/>
     <w:p>
       <w:pPr>
         <w:pStyle w:val="Heading4"/>
@@ -26049,47 +26365,19 @@
         <w:t xml:space="preserve"> </w:t>
       </w:r>
       <w:r>
-        <w:t xml:space="preserve">and</w:t>
-      </w:r>
-      <w:r>
-        <w:t xml:space="preserve"> </w:t>
-      </w:r>
-      <w:hyperlink w:anchor="eq:searchobj">
-        <w:r>
-          <w:rPr>
-            <w:rStyle w:val="Hyperlink"/>
-          </w:rPr>
-          <w:t xml:space="preserve">[eq:searchobj]</w:t>
-        </w:r>
-      </w:hyperlink>
-      <w:r>
-        <w:t xml:space="preserve"> </w:t>
-      </w:r>
-      <w:r>
-        <w:t xml:space="preserve">but</w:t>
-      </w:r>
-      <w:r>
-        <w:t xml:space="preserve"> </w:t>
-      </w:r>
-      <w:r>
-        <w:t xml:space="preserve">additionally lets each fold stop at its own best iteration</w:t>
-      </w:r>
-      <w:r>
-        <w:t xml:space="preserve"> </w:t>
-      </w:r>
-      <w:hyperlink w:anchor="eq:earlystop">
-        <w:r>
-          <w:rPr>
-            <w:rStyle w:val="Hyperlink"/>
-          </w:rPr>
-          <w:t xml:space="preserve">[eq:earlystop]</w:t>
-        </w:r>
-      </w:hyperlink>
-      <w:r>
-        <w:t xml:space="preserve"> </w:t>
-      </w:r>
-      <w:r>
-        <w:t xml:space="preserve">and logs every trial for inspection; this search is now</w:t>
+        <w:t xml:space="preserve">and the search objective defined</w:t>
+      </w:r>
+      <w:r>
+        <w:t xml:space="preserve"> </w:t>
+      </w:r>
+      <w:r>
+        <w:t xml:space="preserve">earlier but additionally lets each fold stop at its own best iteration using</w:t>
+      </w:r>
+      <w:r>
+        <w:t xml:space="preserve"> </w:t>
+      </w:r>
+      <w:r>
+        <w:t xml:space="preserve">the early-stopping rule defined earlier and logs every trial for inspection; this search is now</w:t>
       </w:r>
       <w:r>
         <w:t xml:space="preserve"> </w:t>
@@ -26161,9 +26449,1410 @@
         <w:t xml:space="preserve">).</w:t>
       </w:r>
     </w:p>
-    <w:bookmarkEnd w:id="97"/>
     <w:bookmarkEnd w:id="98"/>
-    <w:bookmarkStart w:id="100" w:name="sec:concl"/>
+    <w:bookmarkStart w:id="109" w:name="sec:robustness"/>
+    <w:p>
+      <w:pPr>
+        <w:pStyle w:val="Heading2"/>
+      </w:pPr>
+      <w:r>
+        <w:t xml:space="preserve">Cross-Period Robustness</w:t>
+      </w:r>
+    </w:p>
+    <w:p>
+      <w:pPr>
+        <w:pStyle w:val="FirstParagraph"/>
+      </w:pPr>
+      <w:r>
+        <w:t xml:space="preserve">Everything reported so far uses a single history/target configuration — July–December</w:t>
+      </w:r>
+      <w:r>
+        <w:t xml:space="preserve"> </w:t>
+      </w:r>
+      <w:r>
+        <w:t xml:space="preserve">2025 history predicting Q1 2026, referred to here as Setup B. To check that this is not a</w:t>
+      </w:r>
+      <w:r>
+        <w:t xml:space="preserve"> </w:t>
+      </w:r>
+      <w:r>
+        <w:t xml:space="preserve">one-quarter result, the identical pipeline (the clean multi-snapshot target rule, the same</w:t>
+      </w:r>
+      <w:r>
+        <w:t xml:space="preserve"> </w:t>
+      </w:r>
+      <w:r>
+        <w:t xml:space="preserve">five-model roster with hyperparameters reused unchanged from Setup B, and the same SLSQP</w:t>
+      </w:r>
+      <w:r>
+        <w:t xml:space="preserve"> </w:t>
+      </w:r>
+      <w:r>
+        <w:t xml:space="preserve">blend) was re-run on two additional configurations: Setup A (July–September 2025 history</w:t>
+      </w:r>
+      <w:r>
+        <w:t xml:space="preserve"> </w:t>
+      </w:r>
+      <w:r>
+        <w:t xml:space="preserve">predicting Q4 2025, the shallowest-history case) and Setup C (July 2025–January 2026 history</w:t>
+      </w:r>
+      <w:r>
+        <w:t xml:space="preserve"> </w:t>
+      </w:r>
+      <w:r>
+        <w:t xml:space="preserve">predicting February–April 2026, the deepest-history case). Table </w:t>
+      </w:r>
+      <w:hyperlink w:anchor="tab:setups">
+        <w:r>
+          <w:rPr>
+            <w:rStyle w:val="Hyperlink"/>
+          </w:rPr>
+          <w:t xml:space="preserve">13</w:t>
+        </w:r>
+      </w:hyperlink>
+      <w:r>
+        <w:t xml:space="preserve"> </w:t>
+      </w:r>
+      <w:r>
+        <w:t xml:space="preserve">summarises the three configurations, and Table </w:t>
+      </w:r>
+      <w:hyperlink w:anchor="tab:targetstats3">
+        <w:r>
+          <w:rPr>
+            <w:rStyle w:val="Hyperlink"/>
+          </w:rPr>
+          <w:t xml:space="preserve">14</w:t>
+        </w:r>
+      </w:hyperlink>
+      <w:r>
+        <w:t xml:space="preserve"> </w:t>
+      </w:r>
+      <w:r>
+        <w:t xml:space="preserve">their target</w:t>
+      </w:r>
+      <w:r>
+        <w:t xml:space="preserve"> </w:t>
+      </w:r>
+      <w:r>
+        <w:t xml:space="preserve">distributions, each built from the identical clean multi-snapshot rule</w:t>
+      </w:r>
+      <w:r>
+        <w:t xml:space="preserve"> </w:t>
+      </w:r>
+      <w:r>
+        <w:t xml:space="preserve">(Section </w:t>
+      </w:r>
+      <w:hyperlink w:anchor="sec:eda">
+        <w:r>
+          <w:rPr>
+            <w:rStyle w:val="Hyperlink"/>
+          </w:rPr>
+          <w:t xml:space="preserve">4.1</w:t>
+        </w:r>
+      </w:hyperlink>
+      <w:r>
+        <w:t xml:space="preserve">) applied to that setup’s own snapshots.</w:t>
+      </w:r>
+    </w:p>
+    <w:bookmarkStart w:id="99" w:name="tab:setups"/>
+    <w:p>
+      <w:pPr>
+        <w:pStyle w:val="TableCaption"/>
+      </w:pPr>
+      <w:r>
+        <w:t xml:space="preserve">Prediction setups (history window</w:t>
+      </w:r>
+      <w:r>
+        <w:t xml:space="preserve"> </w:t>
+      </w:r>
+      <m:oMath>
+        <m:r>
+          <m:rPr>
+            <m:sty m:val="p"/>
+          </m:rPr>
+          <m:t>→</m:t>
+        </m:r>
+      </m:oMath>
+      <w:r>
+        <w:t xml:space="preserve"> </w:t>
+      </w:r>
+      <w:r>
+        <w:t xml:space="preserve">target quarter).</w:t>
+      </w:r>
+    </w:p>
+    <w:tbl>
+      <w:tblPr>
+        <w:tblStyle w:val="Table"/>
+        <w:tblW w:type="auto" w:w="0"/>
+        <w:tblLook w:firstRow="1" w:lastRow="0" w:firstColumn="0" w:lastColumn="0" w:noHBand="0" w:noVBand="0" w:val="0020"/>
+        <w:tblCaption w:val="Prediction setups (history window \to target quarter)."/>
+      </w:tblPr>
+      <w:tblGrid>
+        <w:gridCol w:w="1980"/>
+        <w:gridCol w:w="1980"/>
+        <w:gridCol w:w="1980"/>
+        <w:gridCol w:w="1980"/>
+      </w:tblGrid>
+      <w:tr>
+        <w:trPr>
+          <w:tblHeader w:val="on"/>
+        </w:trPr>
+        <w:tc>
+          <w:tcPr/>
+          <w:p>
+            <w:pPr>
+              <w:pStyle w:val="Compact"/>
+              <w:jc w:val="left"/>
+            </w:pPr>
+            <w:r>
+              <w:t xml:space="preserve">Setup</w:t>
+            </w:r>
+          </w:p>
+        </w:tc>
+        <w:tc>
+          <w:tcPr/>
+          <w:p>
+            <w:pPr>
+              <w:pStyle w:val="Compact"/>
+              <w:jc w:val="center"/>
+            </w:pPr>
+            <w:r>
+              <w:t xml:space="preserve">History</w:t>
+            </w:r>
+          </w:p>
+        </w:tc>
+        <w:tc>
+          <w:tcPr/>
+          <w:p>
+            <w:pPr>
+              <w:pStyle w:val="Compact"/>
+              <w:jc w:val="center"/>
+            </w:pPr>
+            <w:r>
+              <w:t xml:space="preserve">Target quarter</w:t>
+            </w:r>
+          </w:p>
+        </w:tc>
+        <w:tc>
+          <w:tcPr/>
+          <w:p>
+            <w:pPr>
+              <w:pStyle w:val="Compact"/>
+              <w:jc w:val="center"/>
+            </w:pPr>
+            <w:r>
+              <w:t xml:space="preserve">Listings</w:t>
+            </w:r>
+          </w:p>
+        </w:tc>
+      </w:tr>
+      <w:tr>
+        <w:tc>
+          <w:tcPr/>
+          <w:p>
+            <w:pPr>
+              <w:pStyle w:val="Compact"/>
+              <w:jc w:val="left"/>
+            </w:pPr>
+            <w:r>
+              <w:t xml:space="preserve">A</w:t>
+            </w:r>
+          </w:p>
+        </w:tc>
+        <w:tc>
+          <w:tcPr/>
+          <w:p>
+            <w:pPr>
+              <w:pStyle w:val="Compact"/>
+              <w:jc w:val="center"/>
+            </w:pPr>
+            <w:r>
+              <w:t xml:space="preserve">Jul–Sep 2025 (3 mo)</w:t>
+            </w:r>
+          </w:p>
+        </w:tc>
+        <w:tc>
+          <w:tcPr/>
+          <w:p>
+            <w:pPr>
+              <w:pStyle w:val="Compact"/>
+              <w:jc w:val="center"/>
+            </w:pPr>
+            <w:r>
+              <w:t xml:space="preserve">Q4 2025</w:t>
+            </w:r>
+          </w:p>
+        </w:tc>
+        <w:tc>
+          <w:tcPr/>
+          <w:p>
+            <w:pPr>
+              <w:pStyle w:val="Compact"/>
+              <w:jc w:val="center"/>
+            </w:pPr>
+            <w:r>
+              <w:t xml:space="preserve">36</w:t>
+            </w:r>
+            <w:r>
+              <w:t xml:space="preserve">,</w:t>
+            </w:r>
+            <w:r>
+              <w:t xml:space="preserve">178</w:t>
+            </w:r>
+          </w:p>
+        </w:tc>
+      </w:tr>
+      <w:tr>
+        <w:tc>
+          <w:tcPr/>
+          <w:p>
+            <w:pPr>
+              <w:pStyle w:val="Compact"/>
+              <w:jc w:val="left"/>
+            </w:pPr>
+            <w:r>
+              <w:t xml:space="preserve">B (primary)</w:t>
+            </w:r>
+          </w:p>
+        </w:tc>
+        <w:tc>
+          <w:tcPr/>
+          <w:p>
+            <w:pPr>
+              <w:pStyle w:val="Compact"/>
+              <w:jc w:val="center"/>
+            </w:pPr>
+            <w:r>
+              <w:t xml:space="preserve">Jul–Dec 2025 (6 mo)</w:t>
+            </w:r>
+          </w:p>
+        </w:tc>
+        <w:tc>
+          <w:tcPr/>
+          <w:p>
+            <w:pPr>
+              <w:pStyle w:val="Compact"/>
+              <w:jc w:val="center"/>
+            </w:pPr>
+            <w:r>
+              <w:t xml:space="preserve">Q1 2026</w:t>
+            </w:r>
+          </w:p>
+        </w:tc>
+        <w:tc>
+          <w:tcPr/>
+          <w:p>
+            <w:pPr>
+              <w:pStyle w:val="Compact"/>
+              <w:jc w:val="center"/>
+            </w:pPr>
+            <w:r>
+              <w:t xml:space="preserve">36</w:t>
+            </w:r>
+            <w:r>
+              <w:t xml:space="preserve">,</w:t>
+            </w:r>
+            <w:r>
+              <w:t xml:space="preserve">261</w:t>
+            </w:r>
+          </w:p>
+        </w:tc>
+      </w:tr>
+      <w:tr>
+        <w:tc>
+          <w:tcPr/>
+          <w:p>
+            <w:pPr>
+              <w:pStyle w:val="Compact"/>
+              <w:jc w:val="left"/>
+            </w:pPr>
+            <w:r>
+              <w:t xml:space="preserve">C</w:t>
+            </w:r>
+          </w:p>
+        </w:tc>
+        <w:tc>
+          <w:tcPr/>
+          <w:p>
+            <w:pPr>
+              <w:pStyle w:val="Compact"/>
+              <w:jc w:val="center"/>
+            </w:pPr>
+            <w:r>
+              <w:t xml:space="preserve">Jul 2025–Jan 2026 (7 mo)</w:t>
+            </w:r>
+          </w:p>
+        </w:tc>
+        <w:tc>
+          <w:tcPr/>
+          <w:p>
+            <w:pPr>
+              <w:pStyle w:val="Compact"/>
+              <w:jc w:val="center"/>
+            </w:pPr>
+            <w:r>
+              <w:t xml:space="preserve">Feb–Apr 2026</w:t>
+            </w:r>
+          </w:p>
+        </w:tc>
+        <w:tc>
+          <w:tcPr/>
+          <w:p>
+            <w:pPr>
+              <w:pStyle w:val="Compact"/>
+              <w:jc w:val="center"/>
+            </w:pPr>
+            <w:r>
+              <w:t xml:space="preserve">36</w:t>
+            </w:r>
+            <w:r>
+              <w:t xml:space="preserve">,</w:t>
+            </w:r>
+            <w:r>
+              <w:t xml:space="preserve">282</w:t>
+            </w:r>
+          </w:p>
+        </w:tc>
+      </w:tr>
+    </w:tbl>
+    <w:bookmarkEnd w:id="99"/>
+    <w:bookmarkStart w:id="100" w:name="tab:targetstats3"/>
+    <w:p>
+      <w:pPr>
+        <w:pStyle w:val="TableCaption"/>
+      </w:pPr>
+      <w:r>
+        <w:t xml:space="preserve">Clean multi-snapshot target statistics by setup.</w:t>
+      </w:r>
+    </w:p>
+    <w:tbl>
+      <w:tblPr>
+        <w:tblStyle w:val="Table"/>
+        <w:tblW w:type="auto" w:w="0"/>
+        <w:tblLook w:firstRow="1" w:lastRow="0" w:firstColumn="0" w:lastColumn="0" w:noHBand="0" w:noVBand="0" w:val="0020"/>
+        <w:tblCaption w:val="Clean multi-snapshot target statistics by setup."/>
+      </w:tblPr>
+      <w:tblGrid>
+        <w:gridCol w:w="1320"/>
+        <w:gridCol w:w="1320"/>
+        <w:gridCol w:w="1320"/>
+        <w:gridCol w:w="1320"/>
+        <w:gridCol w:w="1320"/>
+        <w:gridCol w:w="1320"/>
+      </w:tblGrid>
+      <w:tr>
+        <w:trPr>
+          <w:tblHeader w:val="on"/>
+        </w:trPr>
+        <w:tc>
+          <w:tcPr/>
+          <w:p>
+            <w:pPr>
+              <w:pStyle w:val="Compact"/>
+              <w:jc w:val="left"/>
+            </w:pPr>
+            <w:r>
+              <w:t xml:space="preserve">Setup</w:t>
+            </w:r>
+          </w:p>
+        </w:tc>
+        <w:tc>
+          <w:tcPr/>
+          <w:p>
+            <w:pPr>
+              <w:pStyle w:val="Compact"/>
+              <w:jc w:val="center"/>
+            </w:pPr>
+            <m:oMath>
+              <m:r>
+                <m:t>n</m:t>
+              </m:r>
+            </m:oMath>
+          </w:p>
+        </w:tc>
+        <w:tc>
+          <w:tcPr/>
+          <w:p>
+            <w:pPr>
+              <w:pStyle w:val="Compact"/>
+              <w:jc w:val="center"/>
+            </w:pPr>
+            <w:r>
+              <w:t xml:space="preserve">Mean</w:t>
+            </w:r>
+          </w:p>
+        </w:tc>
+        <w:tc>
+          <w:tcPr/>
+          <w:p>
+            <w:pPr>
+              <w:pStyle w:val="Compact"/>
+              <w:jc w:val="center"/>
+            </w:pPr>
+            <w:r>
+              <w:t xml:space="preserve">Median</w:t>
+            </w:r>
+          </w:p>
+        </w:tc>
+        <w:tc>
+          <w:tcPr/>
+          <w:p>
+            <w:pPr>
+              <w:pStyle w:val="Compact"/>
+              <w:jc w:val="center"/>
+            </w:pPr>
+            <w:r>
+              <w:t xml:space="preserve">Std</w:t>
+            </w:r>
+          </w:p>
+        </w:tc>
+        <w:tc>
+          <w:tcPr/>
+          <w:p>
+            <w:pPr>
+              <w:pStyle w:val="Compact"/>
+              <w:jc w:val="center"/>
+            </w:pPr>
+            <w:r>
+              <w:t xml:space="preserve">% zero</w:t>
+            </w:r>
+          </w:p>
+        </w:tc>
+      </w:tr>
+      <w:tr>
+        <w:tc>
+          <w:tcPr/>
+          <w:p>
+            <w:pPr>
+              <w:pStyle w:val="Compact"/>
+              <w:jc w:val="left"/>
+            </w:pPr>
+            <w:r>
+              <w:t xml:space="preserve">A</w:t>
+            </w:r>
+          </w:p>
+        </w:tc>
+        <w:tc>
+          <w:tcPr/>
+          <w:p>
+            <w:pPr>
+              <w:pStyle w:val="Compact"/>
+              <w:jc w:val="center"/>
+            </w:pPr>
+            <w:r>
+              <w:t xml:space="preserve">36</w:t>
+            </w:r>
+            <w:r>
+              <w:t xml:space="preserve">,</w:t>
+            </w:r>
+            <w:r>
+              <w:t xml:space="preserve">178</w:t>
+            </w:r>
+          </w:p>
+        </w:tc>
+        <w:tc>
+          <w:tcPr/>
+          <w:p>
+            <w:pPr>
+              <w:pStyle w:val="Compact"/>
+              <w:jc w:val="center"/>
+            </w:pPr>
+            <w:r>
+              <w:t xml:space="preserve">21.5</w:t>
+            </w:r>
+          </w:p>
+        </w:tc>
+        <w:tc>
+          <w:tcPr/>
+          <w:p>
+            <w:pPr>
+              <w:pStyle w:val="Compact"/>
+              <w:jc w:val="center"/>
+            </w:pPr>
+            <w:r>
+              <w:t xml:space="preserve">2</w:t>
+            </w:r>
+          </w:p>
+        </w:tc>
+        <w:tc>
+          <w:tcPr/>
+          <w:p>
+            <w:pPr>
+              <w:pStyle w:val="Compact"/>
+              <w:jc w:val="center"/>
+            </w:pPr>
+            <w:r>
+              <w:t xml:space="preserve">29.5</w:t>
+            </w:r>
+          </w:p>
+        </w:tc>
+        <w:tc>
+          <w:tcPr/>
+          <w:p>
+            <w:pPr>
+              <w:pStyle w:val="Compact"/>
+              <w:jc w:val="center"/>
+            </w:pPr>
+            <w:r>
+              <w:t xml:space="preserve">47.7%</w:t>
+            </w:r>
+          </w:p>
+        </w:tc>
+      </w:tr>
+      <w:tr>
+        <w:tc>
+          <w:tcPr/>
+          <w:p>
+            <w:pPr>
+              <w:pStyle w:val="Compact"/>
+              <w:jc w:val="left"/>
+            </w:pPr>
+            <w:r>
+              <w:t xml:space="preserve">B</w:t>
+            </w:r>
+          </w:p>
+        </w:tc>
+        <w:tc>
+          <w:tcPr/>
+          <w:p>
+            <w:pPr>
+              <w:pStyle w:val="Compact"/>
+              <w:jc w:val="center"/>
+            </w:pPr>
+            <w:r>
+              <w:t xml:space="preserve">36</w:t>
+            </w:r>
+            <w:r>
+              <w:t xml:space="preserve">,</w:t>
+            </w:r>
+            <w:r>
+              <w:t xml:space="preserve">261</w:t>
+            </w:r>
+          </w:p>
+        </w:tc>
+        <w:tc>
+          <w:tcPr/>
+          <w:p>
+            <w:pPr>
+              <w:pStyle w:val="Compact"/>
+              <w:jc w:val="center"/>
+            </w:pPr>
+            <w:r>
+              <w:t xml:space="preserve">16.1</w:t>
+            </w:r>
+          </w:p>
+        </w:tc>
+        <w:tc>
+          <w:tcPr/>
+          <w:p>
+            <w:pPr>
+              <w:pStyle w:val="Compact"/>
+              <w:jc w:val="center"/>
+            </w:pPr>
+            <w:r>
+              <w:t xml:space="preserve">1</w:t>
+            </w:r>
+          </w:p>
+        </w:tc>
+        <w:tc>
+          <w:tcPr/>
+          <w:p>
+            <w:pPr>
+              <w:pStyle w:val="Compact"/>
+              <w:jc w:val="center"/>
+            </w:pPr>
+            <w:r>
+              <w:t xml:space="preserve">25.1</w:t>
+            </w:r>
+          </w:p>
+        </w:tc>
+        <w:tc>
+          <w:tcPr/>
+          <w:p>
+            <w:pPr>
+              <w:pStyle w:val="Compact"/>
+              <w:jc w:val="center"/>
+            </w:pPr>
+            <w:r>
+              <w:t xml:space="preserve">49.6%</w:t>
+            </w:r>
+          </w:p>
+        </w:tc>
+      </w:tr>
+      <w:tr>
+        <w:tc>
+          <w:tcPr/>
+          <w:p>
+            <w:pPr>
+              <w:pStyle w:val="Compact"/>
+              <w:jc w:val="left"/>
+            </w:pPr>
+            <w:r>
+              <w:t xml:space="preserve">C</w:t>
+            </w:r>
+          </w:p>
+        </w:tc>
+        <w:tc>
+          <w:tcPr/>
+          <w:p>
+            <w:pPr>
+              <w:pStyle w:val="Compact"/>
+              <w:jc w:val="center"/>
+            </w:pPr>
+            <w:r>
+              <w:t xml:space="preserve">36</w:t>
+            </w:r>
+            <w:r>
+              <w:t xml:space="preserve">,</w:t>
+            </w:r>
+            <w:r>
+              <w:t xml:space="preserve">282</w:t>
+            </w:r>
+          </w:p>
+        </w:tc>
+        <w:tc>
+          <w:tcPr/>
+          <w:p>
+            <w:pPr>
+              <w:pStyle w:val="Compact"/>
+              <w:jc w:val="center"/>
+            </w:pPr>
+            <w:r>
+              <w:t xml:space="preserve">17.9</w:t>
+            </w:r>
+          </w:p>
+        </w:tc>
+        <w:tc>
+          <w:tcPr/>
+          <w:p>
+            <w:pPr>
+              <w:pStyle w:val="Compact"/>
+              <w:jc w:val="center"/>
+            </w:pPr>
+            <w:r>
+              <w:t xml:space="preserve">1</w:t>
+            </w:r>
+          </w:p>
+        </w:tc>
+        <w:tc>
+          <w:tcPr/>
+          <w:p>
+            <w:pPr>
+              <w:pStyle w:val="Compact"/>
+              <w:jc w:val="center"/>
+            </w:pPr>
+            <w:r>
+              <w:t xml:space="preserve">26.4</w:t>
+            </w:r>
+          </w:p>
+        </w:tc>
+        <w:tc>
+          <w:tcPr/>
+          <w:p>
+            <w:pPr>
+              <w:pStyle w:val="Compact"/>
+              <w:jc w:val="center"/>
+            </w:pPr>
+            <w:r>
+              <w:t xml:space="preserve">48.6%</w:t>
+            </w:r>
+          </w:p>
+        </w:tc>
+      </w:tr>
+    </w:tbl>
+    <w:bookmarkEnd w:id="100"/>
+    <w:p>
+      <w:pPr>
+        <w:pStyle w:val="BodyText"/>
+      </w:pPr>
+      <w:r>
+        <w:t xml:space="preserve">Figure </w:t>
+      </w:r>
+      <w:hyperlink w:anchor="fig:robustness">
+        <w:r>
+          <w:rPr>
+            <w:rStyle w:val="Hyperlink"/>
+          </w:rPr>
+          <w:t xml:space="preserve">8</w:t>
+        </w:r>
+      </w:hyperlink>
+      <w:r>
+        <w:t xml:space="preserve"> </w:t>
+      </w:r>
+      <w:r>
+        <w:t xml:space="preserve">reports the held-out test</w:t>
+      </w:r>
+      <w:r>
+        <w:t xml:space="preserve"> </w:t>
+      </w:r>
+      <m:oMath>
+        <m:sSup>
+          <m:e>
+            <m:r>
+              <m:t>R</m:t>
+            </m:r>
+          </m:e>
+          <m:sup>
+            <m:r>
+              <m:t>2</m:t>
+            </m:r>
+          </m:sup>
+        </m:sSup>
+      </m:oMath>
+      <w:r>
+        <w:t xml:space="preserve"> </w:t>
+      </w:r>
+      <w:r>
+        <w:t xml:space="preserve">of the SLSQP blend for all</w:t>
+      </w:r>
+      <w:r>
+        <w:t xml:space="preserve"> </w:t>
+      </w:r>
+      <w:r>
+        <w:t xml:space="preserve">three setups; Figure </w:t>
+      </w:r>
+      <w:hyperlink w:anchor="fig:robustnessmodels">
+        <w:r>
+          <w:rPr>
+            <w:rStyle w:val="Hyperlink"/>
+          </w:rPr>
+          <w:t xml:space="preserve">9</w:t>
+        </w:r>
+      </w:hyperlink>
+      <w:r>
+        <w:t xml:space="preserve"> </w:t>
+      </w:r>
+      <w:r>
+        <w:t xml:space="preserve">breaks this down by individual model. The</w:t>
+      </w:r>
+      <w:r>
+        <w:t xml:space="preserve"> </w:t>
+      </w:r>
+      <w:r>
+        <w:t xml:space="preserve">blend’s held-out</w:t>
+      </w:r>
+      <w:r>
+        <w:t xml:space="preserve"> </w:t>
+      </w:r>
+      <m:oMath>
+        <m:sSup>
+          <m:e>
+            <m:r>
+              <m:t>R</m:t>
+            </m:r>
+          </m:e>
+          <m:sup>
+            <m:r>
+              <m:t>2</m:t>
+            </m:r>
+          </m:sup>
+        </m:sSup>
+      </m:oMath>
+      <w:r>
+        <w:t xml:space="preserve"> </w:t>
+      </w:r>
+      <w:r>
+        <w:t xml:space="preserve">is 0.622 (Setup A), 0.536 (Setup B), and 0.567 (Setup C): the accuracy</w:t>
+      </w:r>
+      <w:r>
+        <w:t xml:space="preserve"> </w:t>
+      </w:r>
+      <w:r>
+        <w:t xml:space="preserve">is not a one-quarter artefact, and the same model ranking (blend</w:t>
+      </w:r>
+      <w:r>
+        <w:t xml:space="preserve"> </w:t>
+      </w:r>
+      <m:oMath>
+        <m:r>
+          <m:rPr>
+            <m:sty m:val="p"/>
+          </m:rPr>
+          <m:t>&gt;</m:t>
+        </m:r>
+      </m:oMath>
+      <w:r>
+        <w:t xml:space="preserve"> </w:t>
+      </w:r>
+      <w:r>
+        <w:t xml:space="preserve">CatBoost</w:t>
+      </w:r>
+      <w:r>
+        <w:t xml:space="preserve"> </w:t>
+      </w:r>
+      <m:oMath>
+        <m:r>
+          <m:rPr>
+            <m:sty m:val="p"/>
+          </m:rPr>
+          <m:t>≈</m:t>
+        </m:r>
+      </m:oMath>
+      <w:r>
+        <w:t xml:space="preserve"> </w:t>
+      </w:r>
+      <w:r>
+        <w:t xml:space="preserve">LightGBM</w:t>
+      </w:r>
+      <w:r>
+        <w:t xml:space="preserve"> </w:t>
+      </w:r>
+      <m:oMath>
+        <m:r>
+          <m:rPr>
+            <m:sty m:val="p"/>
+          </m:rPr>
+          <m:t>≈</m:t>
+        </m:r>
+      </m:oMath>
+      <w:r>
+        <w:t xml:space="preserve"> </w:t>
+      </w:r>
+      <w:r>
+        <w:t xml:space="preserve">XGBoost</w:t>
+      </w:r>
+      <w:r>
+        <w:t xml:space="preserve"> </w:t>
+      </w:r>
+      <m:oMath>
+        <m:r>
+          <m:rPr>
+            <m:sty m:val="p"/>
+          </m:rPr>
+          <m:t>&gt;</m:t>
+        </m:r>
+      </m:oMath>
+      <w:r>
+        <w:t xml:space="preserve"> </w:t>
+      </w:r>
+      <w:r>
+        <w:t xml:space="preserve">Random Forest</w:t>
+      </w:r>
+      <w:r>
+        <w:t xml:space="preserve"> </w:t>
+      </w:r>
+      <m:oMath>
+        <m:r>
+          <m:rPr>
+            <m:sty m:val="p"/>
+          </m:rPr>
+          <m:t>≫</m:t>
+        </m:r>
+      </m:oMath>
+      <w:r>
+        <w:t xml:space="preserve"> </w:t>
+      </w:r>
+      <w:r>
+        <w:t xml:space="preserve">Linear Regression) holds in every period.</w:t>
+      </w:r>
+    </w:p>
+    <w:bookmarkStart w:id="104" w:name="fig:robustness"/>
+    <w:p>
+      <w:pPr>
+        <w:pStyle w:val="CaptionedFigure"/>
+      </w:pPr>
+      <w:r>
+        <w:drawing>
+          <wp:inline>
+            <wp:extent cx="5334000" cy="3391084"/>
+            <wp:effectExtent b="0" l="0" r="0" t="0"/>
+            <wp:docPr descr="" title="" id="102" name="Picture"/>
+            <a:graphic>
+              <a:graphicData uri="http://schemas.openxmlformats.org/drawingml/2006/picture">
+                <pic:pic>
+                  <pic:nvPicPr>
+                    <pic:cNvPr descr="fig8_cross_period_robustness.png" id="103" name="Picture"/>
+                    <pic:cNvPicPr>
+                      <a:picLocks noChangeArrowheads="1" noChangeAspect="1"/>
+                    </pic:cNvPicPr>
+                  </pic:nvPicPr>
+                  <pic:blipFill>
+                    <a:blip r:embed="rId101"/>
+                    <a:stretch>
+                      <a:fillRect/>
+                    </a:stretch>
+                  </pic:blipFill>
+                  <pic:spPr bwMode="auto">
+                    <a:xfrm>
+                      <a:off x="0" y="0"/>
+                      <a:ext cx="5334000" cy="3391084"/>
+                    </a:xfrm>
+                    <a:prstGeom prst="rect">
+                      <a:avLst/>
+                    </a:prstGeom>
+                    <a:noFill/>
+                    <a:ln w="9525">
+                      <a:noFill/>
+                      <a:headEnd/>
+                      <a:tailEnd/>
+                    </a:ln>
+                  </pic:spPr>
+                </pic:pic>
+              </a:graphicData>
+            </a:graphic>
+          </wp:inline>
+        </w:drawing>
+      </w:r>
+    </w:p>
+    <w:p>
+      <w:pPr>
+        <w:pStyle w:val="ImageCaption"/>
+      </w:pPr>
+      <w:r>
+        <w:t xml:space="preserve">Cross-period robustness: held-out test</w:t>
+      </w:r>
+      <w:r>
+        <w:t xml:space="preserve"> </w:t>
+      </w:r>
+      <m:oMath>
+        <m:sSup>
+          <m:e>
+            <m:r>
+              <m:t>R</m:t>
+            </m:r>
+          </m:e>
+          <m:sup>
+            <m:r>
+              <m:t>2</m:t>
+            </m:r>
+          </m:sup>
+        </m:sSup>
+      </m:oMath>
+      <w:r>
+        <w:t xml:space="preserve"> </w:t>
+      </w:r>
+      <w:r>
+        <w:t xml:space="preserve">of the SLSQP blend for each of the</w:t>
+      </w:r>
+      <w:r>
+        <w:t xml:space="preserve"> </w:t>
+      </w:r>
+      <w:r>
+        <w:t xml:space="preserve">three setups.</w:t>
+      </w:r>
+    </w:p>
+    <w:bookmarkEnd w:id="104"/>
+    <w:bookmarkStart w:id="108" w:name="fig:robustnessmodels"/>
+    <w:p>
+      <w:pPr>
+        <w:pStyle w:val="CaptionedFigure"/>
+      </w:pPr>
+      <w:r>
+        <w:drawing>
+          <wp:inline>
+            <wp:extent cx="5334000" cy="1680329"/>
+            <wp:effectExtent b="0" l="0" r="0" t="0"/>
+            <wp:docPr descr="" title="" id="106" name="Picture"/>
+            <a:graphic>
+              <a:graphicData uri="http://schemas.openxmlformats.org/drawingml/2006/picture">
+                <pic:pic>
+                  <pic:nvPicPr>
+                    <pic:cNvPr descr="fig9_model_comparison_all_setups.png" id="107" name="Picture"/>
+                    <pic:cNvPicPr>
+                      <a:picLocks noChangeArrowheads="1" noChangeAspect="1"/>
+                    </pic:cNvPicPr>
+                  </pic:nvPicPr>
+                  <pic:blipFill>
+                    <a:blip r:embed="rId105"/>
+                    <a:stretch>
+                      <a:fillRect/>
+                    </a:stretch>
+                  </pic:blipFill>
+                  <pic:spPr bwMode="auto">
+                    <a:xfrm>
+                      <a:off x="0" y="0"/>
+                      <a:ext cx="5334000" cy="1680329"/>
+                    </a:xfrm>
+                    <a:prstGeom prst="rect">
+                      <a:avLst/>
+                    </a:prstGeom>
+                    <a:noFill/>
+                    <a:ln w="9525">
+                      <a:noFill/>
+                      <a:headEnd/>
+                      <a:tailEnd/>
+                    </a:ln>
+                  </pic:spPr>
+                </pic:pic>
+              </a:graphicData>
+            </a:graphic>
+          </wp:inline>
+        </w:drawing>
+      </w:r>
+    </w:p>
+    <w:p>
+      <w:pPr>
+        <w:pStyle w:val="ImageCaption"/>
+      </w:pPr>
+      <w:r>
+        <w:t xml:space="preserve">Held-out test</w:t>
+      </w:r>
+      <w:r>
+        <w:t xml:space="preserve"> </w:t>
+      </w:r>
+      <m:oMath>
+        <m:sSup>
+          <m:e>
+            <m:r>
+              <m:t>R</m:t>
+            </m:r>
+          </m:e>
+          <m:sup>
+            <m:r>
+              <m:t>2</m:t>
+            </m:r>
+          </m:sup>
+        </m:sSup>
+      </m:oMath>
+      <w:r>
+        <w:t xml:space="preserve"> </w:t>
+      </w:r>
+      <w:r>
+        <w:t xml:space="preserve">for every model, all three setups.</w:t>
+      </w:r>
+    </w:p>
+    <w:bookmarkEnd w:id="108"/>
+    <w:p>
+      <w:pPr>
+        <w:pStyle w:val="BodyText"/>
+      </w:pPr>
+      <w:r>
+        <w:t xml:space="preserve">Two further findings from Setup B were re-tested on Setups A and C, with all</w:t>
+      </w:r>
+      <w:r>
+        <w:t xml:space="preserve"> </w:t>
+      </w:r>
+      <w:r>
+        <w:t xml:space="preserve">hyperparameters reused unchanged (no per-setup re-tuning). First, the hurdle model</w:t>
+      </w:r>
+      <w:r>
+        <w:t xml:space="preserve"> </w:t>
+      </w:r>
+      <w:r>
+        <w:t xml:space="preserve">(Section </w:t>
+      </w:r>
+      <w:hyperlink w:anchor="sec:hurdle-impl">
+        <w:r>
+          <w:rPr>
+            <w:rStyle w:val="Hyperlink"/>
+          </w:rPr>
+          <w:t xml:space="preserve">5.6</w:t>
+        </w:r>
+      </w:hyperlink>
+      <w:r>
+        <w:t xml:space="preserve">) did not improve on a single XGBoost model in either new</w:t>
+      </w:r>
+      <w:r>
+        <w:t xml:space="preserve"> </w:t>
+      </w:r>
+      <w:r>
+        <w:t xml:space="preserve">setup (MSE</w:t>
+      </w:r>
+      <w:r>
+        <w:t xml:space="preserve"> </w:t>
+      </w:r>
+      <m:oMath>
+        <m:r>
+          <m:rPr>
+            <m:sty m:val="p"/>
+          </m:rPr>
+          <m:t>+</m:t>
+        </m:r>
+        <m:r>
+          <m:t>4.15</m:t>
+        </m:r>
+      </m:oMath>
+      <w:r>
+        <w:t xml:space="preserve"> </w:t>
+      </w:r>
+      <w:r>
+        <w:t xml:space="preserve">for Setup A,</w:t>
+      </w:r>
+      <w:r>
+        <w:t xml:space="preserve"> </w:t>
+      </w:r>
+      <m:oMath>
+        <m:r>
+          <m:rPr>
+            <m:sty m:val="p"/>
+          </m:rPr>
+          <m:t>+</m:t>
+        </m:r>
+        <m:r>
+          <m:t>3.56</m:t>
+        </m:r>
+      </m:oMath>
+      <w:r>
+        <w:t xml:space="preserve"> </w:t>
+      </w:r>
+      <w:r>
+        <w:t xml:space="preserve">for Setup C), matching Setup B’s own borderline</w:t>
+      </w:r>
+      <w:r>
+        <w:t xml:space="preserve"> </w:t>
+      </w:r>
+      <w:r>
+        <w:t xml:space="preserve">result. Second, a direct naive-vs-clean-target comparison (fitting the identical model on</w:t>
+      </w:r>
+      <w:r>
+        <w:t xml:space="preserve"> </w:t>
+      </w:r>
+      <w:r>
+        <w:t xml:space="preserve">both target definitions) was run for the first time on this project: it does</w:t>
+      </w:r>
+      <w:r>
+        <w:t xml:space="preserve"> </w:t>
+      </w:r>
+      <w:r>
+        <w:rPr>
+          <w:i/>
+          <w:iCs/>
+        </w:rPr>
+        <w:t xml:space="preserve">not</w:t>
+      </w:r>
+      <w:r>
+        <w:t xml:space="preserve"> </w:t>
+      </w:r>
+      <w:r>
+        <w:t xml:space="preserve">show the clean target achieving a better</w:t>
+      </w:r>
+      <w:r>
+        <w:t xml:space="preserve"> </w:t>
+      </w:r>
+      <m:oMath>
+        <m:sSup>
+          <m:e>
+            <m:r>
+              <m:t>R</m:t>
+            </m:r>
+          </m:e>
+          <m:sup>
+            <m:r>
+              <m:t>2</m:t>
+            </m:r>
+          </m:sup>
+        </m:sSup>
+      </m:oMath>
+      <w:r>
+        <w:t xml:space="preserve"> </w:t>
+      </w:r>
+      <w:r>
+        <w:t xml:space="preserve">or MSE than the naive target on either new</w:t>
+      </w:r>
+      <w:r>
+        <w:t xml:space="preserve"> </w:t>
+      </w:r>
+      <w:r>
+        <w:t xml:space="preserve">setup — the naive target’s</w:t>
+      </w:r>
+      <w:r>
+        <w:t xml:space="preserve"> </w:t>
+      </w:r>
+      <m:oMath>
+        <m:sSup>
+          <m:e>
+            <m:r>
+              <m:t>R</m:t>
+            </m:r>
+          </m:e>
+          <m:sup>
+            <m:r>
+              <m:t>2</m:t>
+            </m:r>
+          </m:sup>
+        </m:sSup>
+      </m:oMath>
+      <w:r>
+        <w:t xml:space="preserve"> </w:t>
+      </w:r>
+      <w:r>
+        <w:t xml:space="preserve">is mechanically inflated by its own higher variance</w:t>
+      </w:r>
+      <w:r>
+        <w:t xml:space="preserve"> </w:t>
+      </w:r>
+      <w:r>
+        <w:t xml:space="preserve">(</w:t>
+      </w:r>
+      <m:oMath>
+        <m:sSup>
+          <m:e>
+            <m:r>
+              <m:t>R</m:t>
+            </m:r>
+          </m:e>
+          <m:sup>
+            <m:r>
+              <m:t>2</m:t>
+            </m:r>
+          </m:sup>
+        </m:sSup>
+        <m:r>
+          <m:rPr>
+            <m:sty m:val="p"/>
+          </m:rPr>
+          <m:t>=</m:t>
+        </m:r>
+        <m:r>
+          <m:t>1</m:t>
+        </m:r>
+        <m:r>
+          <m:rPr>
+            <m:sty m:val="p"/>
+          </m:rPr>
+          <m:t>−</m:t>
+        </m:r>
+        <m:r>
+          <m:rPr>
+            <m:sty m:val="p"/>
+          </m:rPr>
+          <m:t>M</m:t>
+        </m:r>
+        <m:r>
+          <m:rPr>
+            <m:sty m:val="p"/>
+          </m:rPr>
+          <m:t>S</m:t>
+        </m:r>
+        <m:r>
+          <m:rPr>
+            <m:sty m:val="p"/>
+          </m:rPr>
+          <m:t>E</m:t>
+        </m:r>
+        <m:r>
+          <m:rPr>
+            <m:sty m:val="p"/>
+          </m:rPr>
+          <m:t>/</m:t>
+        </m:r>
+        <m:r>
+          <m:rPr>
+            <m:sty m:val="p"/>
+          </m:rPr>
+          <m:t>V</m:t>
+        </m:r>
+        <m:r>
+          <m:rPr>
+            <m:sty m:val="p"/>
+          </m:rPr>
+          <m:t>a</m:t>
+        </m:r>
+        <m:r>
+          <m:rPr>
+            <m:sty m:val="p"/>
+          </m:rPr>
+          <m:t>r</m:t>
+        </m:r>
+        <m:r>
+          <m:rPr>
+            <m:sty m:val="p"/>
+          </m:rPr>
+          <m:t>(</m:t>
+        </m:r>
+        <m:r>
+          <m:t>y</m:t>
+        </m:r>
+        <m:r>
+          <m:rPr>
+            <m:sty m:val="p"/>
+          </m:rPr>
+          <m:t>)</m:t>
+        </m:r>
+      </m:oMath>
+      <w:r>
+        <w:t xml:space="preserve">; the naive target has</w:t>
+      </w:r>
+      <w:r>
+        <w:t xml:space="preserve"> </w:t>
+      </w:r>
+      <m:oMath>
+        <m:r>
+          <m:t>1.9</m:t>
+        </m:r>
+      </m:oMath>
+      <w:r>
+        <w:t xml:space="preserve">–</w:t>
+      </w:r>
+      <m:oMath>
+        <m:r>
+          <m:t>2.3</m:t>
+        </m:r>
+        <m:r>
+          <m:rPr>
+            <m:sty m:val="p"/>
+          </m:rPr>
+          <m:t>×</m:t>
+        </m:r>
+      </m:oMath>
+      <w:r>
+        <w:t xml:space="preserve"> </w:t>
+      </w:r>
+      <w:r>
+        <w:t xml:space="preserve">the clean</w:t>
+      </w:r>
+      <w:r>
+        <w:t xml:space="preserve"> </w:t>
+      </w:r>
+      <w:r>
+        <w:t xml:space="preserve">target’s variance). This is not evidence against the clean-target design: the justification</w:t>
+      </w:r>
+      <w:r>
+        <w:t xml:space="preserve"> </w:t>
+      </w:r>
+      <w:r>
+        <w:t xml:space="preserve">for it was always a construct-validity argument (the clean rule isolates a real</w:t>
+      </w:r>
+      <w:r>
+        <w:t xml:space="preserve"> </w:t>
+      </w:r>
+      <w:r>
+        <w:t xml:space="preserve">available</w:t>
+      </w:r>
+      <m:oMath>
+        <m:r>
+          <m:rPr>
+            <m:sty m:val="p"/>
+          </m:rPr>
+          <m:t>→</m:t>
+        </m:r>
+      </m:oMath>
+      <w:r>
+        <w:t xml:space="preserve">booked transition, whereas the naive count conflates that with host-blocking,</w:t>
+      </w:r>
+      <w:r>
+        <w:t xml:space="preserve"> </w:t>
+      </w:r>
+      <w:r>
+        <w:t xml:space="preserve">Section </w:t>
+      </w:r>
+      <w:hyperlink w:anchor="sec:eda">
+        <w:r>
+          <w:rPr>
+            <w:rStyle w:val="Hyperlink"/>
+          </w:rPr>
+          <w:t xml:space="preserve">4.1</w:t>
+        </w:r>
+      </w:hyperlink>
+      <w:r>
+        <w:t xml:space="preserve">), not a claim that it would score better by these metrics, and this</w:t>
+      </w:r>
+      <w:r>
+        <w:t xml:space="preserve"> </w:t>
+      </w:r>
+      <w:r>
+        <w:t xml:space="preserve">result is a useful reminder to state that argument precisely rather than oversell it as an</w:t>
+      </w:r>
+      <w:r>
+        <w:t xml:space="preserve"> </w:t>
+      </w:r>
+      <w:r>
+        <w:t xml:space="preserve">error-reduction technique.</w:t>
+      </w:r>
+    </w:p>
+    <w:bookmarkEnd w:id="109"/>
+    <w:bookmarkEnd w:id="110"/>
+    <w:bookmarkStart w:id="112" w:name="sec:concl"/>
     <w:p>
       <w:pPr>
         <w:pStyle w:val="Heading1"/>
@@ -26444,7 +28133,7 @@
         <w:t xml:space="preserve">attendance, or inventory demand.</w:t>
       </w:r>
     </w:p>
-    <w:bookmarkStart w:id="99" w:name="sec:limitations"/>
+    <w:bookmarkStart w:id="111" w:name="sec:limitations"/>
     <w:p>
       <w:pPr>
         <w:pStyle w:val="Heading2"/>
@@ -26468,25 +28157,25 @@
           <w:i/>
           <w:iCs/>
         </w:rPr>
-        <w:t xml:space="preserve">Geographic and temporal specificity:</w:t>
-      </w:r>
-      <w:r>
-        <w:t xml:space="preserve"> </w:t>
-      </w:r>
-      <w:r>
-        <w:t xml:space="preserve">the model is fitted to a single</w:t>
-      </w:r>
-      <w:r>
-        <w:t xml:space="preserve"> </w:t>
-      </w:r>
-      <w:r>
-        <w:t xml:space="preserve">market (New York City) and a single quarter (Q1 2026), so the learned price and</w:t>
-      </w:r>
-      <w:r>
-        <w:t xml:space="preserve"> </w:t>
-      </w:r>
-      <w:r>
-        <w:t xml:space="preserve">seasonality effects need not transfer to other cities or years.</w:t>
+        <w:t xml:space="preserve">Geographic specificity:</w:t>
+      </w:r>
+      <w:r>
+        <w:t xml:space="preserve"> </w:t>
+      </w:r>
+      <w:r>
+        <w:t xml:space="preserve">the model is fitted to a single market (New</w:t>
+      </w:r>
+      <w:r>
+        <w:t xml:space="preserve"> </w:t>
+      </w:r>
+      <w:r>
+        <w:t xml:space="preserve">York City), so the learned price and seasonality effects need not transfer to</w:t>
+      </w:r>
+      <w:r>
+        <w:t xml:space="preserve"> </w:t>
+      </w:r>
+      <w:r>
+        <w:t xml:space="preserve">other cities.</w:t>
       </w:r>
       <w:r>
         <w:t xml:space="preserve"> </w:t>
@@ -26502,19 +28191,19 @@
         <w:t xml:space="preserve"> </w:t>
       </w:r>
       <w:r>
-        <w:t xml:space="preserve">predictions rely heavily on H2-2025 calendar</w:t>
-      </w:r>
-      <w:r>
-        <w:t xml:space="preserve"> </w:t>
-      </w:r>
-      <w:r>
-        <w:t xml:space="preserve">history, so accuracy degrades for brand-new listings, which is the dominant</w:t>
-      </w:r>
-      <w:r>
-        <w:t xml:space="preserve"> </w:t>
-      </w:r>
-      <w:r>
-        <w:t xml:space="preserve">failure mode identified in Section </w:t>
+        <w:t xml:space="preserve">predictions rely heavily on</w:t>
+      </w:r>
+      <w:r>
+        <w:t xml:space="preserve"> </w:t>
+      </w:r>
+      <w:r>
+        <w:t xml:space="preserve">calendar history, so accuracy degrades for brand-new listings, which is the</w:t>
+      </w:r>
+      <w:r>
+        <w:t xml:space="preserve"> </w:t>
+      </w:r>
+      <w:r>
+        <w:t xml:space="preserve">dominant failure mode identified in Section </w:t>
       </w:r>
       <w:hyperlink w:anchor="sec:failure">
         <w:r>
@@ -26591,31 +28280,54 @@
           <w:i/>
           <w:iCs/>
         </w:rPr>
-        <w:t xml:space="preserve">Untested temporal generalization:</w:t>
-      </w:r>
-      <w:r>
-        <w:t xml:space="preserve"> </w:t>
-      </w:r>
-      <w:r>
-        <w:t xml:space="preserve">unlike a fixed competition</w:t>
-      </w:r>
-      <w:r>
-        <w:t xml:space="preserve"> </w:t>
-      </w:r>
-      <w:r>
-        <w:t xml:space="preserve">snapshot, this open dataset could in principle be used to validate the</w:t>
-      </w:r>
-      <w:r>
-        <w:t xml:space="preserve"> </w:t>
-      </w:r>
-      <w:r>
-        <w:t xml:space="preserve">pipeline against a later quarter (e.g. Q2 2026) as it becomes available, but</w:t>
-      </w:r>
-      <w:r>
-        <w:t xml:space="preserve"> </w:t>
-      </w:r>
-      <w:r>
-        <w:t xml:space="preserve">that validation has not yet been performed.</w:t>
+        <w:t xml:space="preserve">Temporal generalization</w:t>
+      </w:r>
+      <w:r>
+        <w:t xml:space="preserve"> </w:t>
+      </w:r>
+      <w:r>
+        <w:t xml:space="preserve">was checked directly rather than</w:t>
+      </w:r>
+      <w:r>
+        <w:t xml:space="preserve"> </w:t>
+      </w:r>
+      <w:r>
+        <w:t xml:space="preserve">left untested (Section </w:t>
+      </w:r>
+      <w:hyperlink w:anchor="sec:robustness">
+        <w:r>
+          <w:rPr>
+            <w:rStyle w:val="Hyperlink"/>
+          </w:rPr>
+          <w:t xml:space="preserve">6.1</w:t>
+        </w:r>
+      </w:hyperlink>
+      <w:r>
+        <w:t xml:space="preserve">): the pipeline was re-run,</w:t>
+      </w:r>
+      <w:r>
+        <w:t xml:space="preserve"> </w:t>
+      </w:r>
+      <w:r>
+        <w:t xml:space="preserve">unchanged, on Q4 2025 and Feb–Apr 2026 in addition to the primary Q1 2026</w:t>
+      </w:r>
+      <w:r>
+        <w:t xml:space="preserve"> </w:t>
+      </w:r>
+      <w:r>
+        <w:t xml:space="preserve">setup. That check used quarters already present in the ten available</w:t>
+      </w:r>
+      <w:r>
+        <w:t xml:space="preserve"> </w:t>
+      </w:r>
+      <w:r>
+        <w:t xml:space="preserve">snapshots, though, not a genuinely new future scrape; validating against a</w:t>
+      </w:r>
+      <w:r>
+        <w:t xml:space="preserve"> </w:t>
+      </w:r>
+      <w:r>
+        <w:t xml:space="preserve">quarter published after this paper (e.g. Q3 2026) remains open.</w:t>
       </w:r>
     </w:p>
     <w:p>
@@ -26743,14 +28455,14 @@
         <w:t xml:space="preserve"> </w:t>
       </w:r>
       <w:r>
-        <w:t xml:space="preserve">(Table </w:t>
-      </w:r>
-      <w:hyperlink w:anchor="tab:errcorr">
+        <w:t xml:space="preserve">(Section </w:t>
+      </w:r>
+      <w:hyperlink w:anchor="sec:complementarity">
         <w:r>
           <w:rPr>
             <w:rStyle w:val="Hyperlink"/>
           </w:rPr>
-          <w:t xml:space="preserve">[tab:errcorr]</w:t>
+          <w:t xml:space="preserve">5.3</w:t>
         </w:r>
       </w:hyperlink>
       <w:r>
@@ -26760,19 +28472,42 @@
         <w:t xml:space="preserve"> </w:t>
       </w:r>
       <w:r>
-        <w:t xml:space="preserve">route to a stronger blend partner. Finally, re-running the pipeline against a</w:t>
-      </w:r>
-      <w:r>
-        <w:t xml:space="preserve"> </w:t>
-      </w:r>
-      <w:r>
-        <w:t xml:space="preserve">subsequent Inside Airbnb scrape, once a later quarter’s outcome is known, would</w:t>
-      </w:r>
-      <w:r>
-        <w:t xml:space="preserve"> </w:t>
-      </w:r>
-      <w:r>
-        <w:t xml:space="preserve">be a direct, non-simulated test of the external-validity concerns raised in</w:t>
+        <w:t xml:space="preserve">route to a stronger blend partner. Finally, the cross-period check</w:t>
+      </w:r>
+      <w:r>
+        <w:t xml:space="preserve"> </w:t>
+      </w:r>
+      <w:r>
+        <w:t xml:space="preserve">(Section </w:t>
+      </w:r>
+      <w:hyperlink w:anchor="sec:robustness">
+        <w:r>
+          <w:rPr>
+            <w:rStyle w:val="Hyperlink"/>
+          </w:rPr>
+          <w:t xml:space="preserve">6.1</w:t>
+        </w:r>
+      </w:hyperlink>
+      <w:r>
+        <w:t xml:space="preserve">) used quarters already present in the available</w:t>
+      </w:r>
+      <w:r>
+        <w:t xml:space="preserve"> </w:t>
+      </w:r>
+      <w:r>
+        <w:t xml:space="preserve">snapshots; re-running the pipeline against a genuinely new future scrape, once</w:t>
+      </w:r>
+      <w:r>
+        <w:t xml:space="preserve"> </w:t>
+      </w:r>
+      <w:r>
+        <w:t xml:space="preserve">a quarter published after this paper closes, would be a stronger,</w:t>
+      </w:r>
+      <w:r>
+        <w:t xml:space="preserve"> </w:t>
+      </w:r>
+      <w:r>
+        <w:t xml:space="preserve">non-backtested test of the same external-validity concerns raised in</w:t>
       </w:r>
       <w:r>
         <w:t xml:space="preserve"> </w:t>
@@ -26792,9 +28527,9 @@
         <w:t xml:space="preserve">.</w:t>
       </w:r>
     </w:p>
-    <w:bookmarkEnd w:id="99"/>
-    <w:bookmarkEnd w:id="100"/>
-    <w:bookmarkStart w:id="101" w:name="app:env"/>
+    <w:bookmarkEnd w:id="111"/>
+    <w:bookmarkEnd w:id="112"/>
+    <w:bookmarkStart w:id="113" w:name="app:env"/>
     <w:p>
       <w:pPr>
         <w:pStyle w:val="Heading1"/>
@@ -27050,8 +28785,8 @@
         <w:t xml:space="preserve">post-hoc diagnostics can be recomputed without retraining.</w:t>
       </w:r>
     </w:p>
-    <w:bookmarkEnd w:id="101"/>
-    <w:bookmarkStart w:id="103" w:name="app:features"/>
+    <w:bookmarkEnd w:id="113"/>
+    <w:bookmarkStart w:id="115" w:name="app:features"/>
     <w:p>
       <w:pPr>
         <w:pStyle w:val="Heading1"/>
@@ -27072,7 +28807,7 @@
           <w:rPr>
             <w:rStyle w:val="Hyperlink"/>
           </w:rPr>
-          <w:t xml:space="preserve">12</w:t>
+          <w:t xml:space="preserve">15</w:t>
         </w:r>
       </w:hyperlink>
       <w:r>
@@ -27112,7 +28847,7 @@
         <w:t xml:space="preserve">days a listing is observed in the period.</w:t>
       </w:r>
     </w:p>
-    <w:bookmarkStart w:id="102" w:name="tab:featinventory"/>
+    <w:bookmarkStart w:id="114" w:name="tab:featinventory"/>
     <w:p>
       <w:pPr>
         <w:pStyle w:val="TableCaption"/>
@@ -27974,9 +29709,9 @@
         </w:tc>
       </w:tr>
     </w:tbl>
-    <w:bookmarkEnd w:id="102"/>
-    <w:bookmarkEnd w:id="103"/>
-    <w:bookmarkStart w:id="145" w:name="app:allfeatures_table"/>
+    <w:bookmarkEnd w:id="114"/>
+    <w:bookmarkEnd w:id="115"/>
+    <w:bookmarkStart w:id="158" w:name="app:allfeatures_table"/>
     <w:p>
       <w:pPr>
         <w:pStyle w:val="Heading1"/>
@@ -28067,19 +29802,31 @@
         <w:t xml:space="preserve">any other missing column.</w:t>
       </w:r>
     </w:p>
+    <w:bookmarkStart w:id="116" w:name="tab:allfeatures_list"/>
+    <w:p>
+      <w:pPr>
+        <w:pStyle w:val="TableCaption"/>
+      </w:pPr>
+      <w:r>
+        <w:t xml:space="preserve">Detailed list of all 208 columns in the processed feature matrix</w:t>
+      </w:r>
+      <w:r>
+        <w:t xml:space="preserve"> </w:t>
+      </w:r>
+      <w:r>
+        <w:t xml:space="preserve">(identifier, target, and 206 features).</w:t>
+      </w:r>
+    </w:p>
     <w:tbl>
       <w:tblPr>
         <w:tblStyle w:val="Table"/>
         <w:tblW w:type="auto" w:w="0"/>
         <w:tblLook w:firstRow="1" w:lastRow="0" w:firstColumn="0" w:lastColumn="0" w:noHBand="0" w:noVBand="0" w:val="0020"/>
+        <w:tblCaption w:val="Detailed list of all 208 columns in the processed feature matrix (identifier, target, and 206 features)."/>
       </w:tblPr>
       <w:tblGrid>
-        <w:gridCol w:w="1320"/>
-        <w:gridCol w:w="1320"/>
-        <w:gridCol w:w="1320"/>
-        <w:gridCol w:w="1320"/>
-        <w:gridCol w:w="1320"/>
-        <w:gridCol w:w="1320"/>
+        <w:gridCol w:w="3960"/>
+        <w:gridCol w:w="3960"/>
       </w:tblGrid>
       <w:tr>
         <w:trPr>
@@ -28109,6 +29856,24 @@
             </w:r>
           </w:p>
         </w:tc>
+      </w:tr>
+      <w:tr>
+        <w:tc>
+          <w:tcPr>
+            <w:gridSpan w:val="2"/>
+          </w:tcPr>
+          <w:p>
+            <w:pPr>
+              <w:pStyle w:val="Compact"/>
+              <w:jc w:val="center"/>
+            </w:pPr>
+            <w:r>
+              <w:t xml:space="preserve">Table  – continued from previous page</w:t>
+            </w:r>
+          </w:p>
+        </w:tc>
+      </w:tr>
+      <w:tr>
         <w:tc>
           <w:tcPr/>
           <w:p>
@@ -28133,27 +29898,23 @@
             </w:r>
           </w:p>
         </w:tc>
-        <w:tc>
-          <w:tcPr/>
-          <w:p>
-            <w:pPr>
-              <w:pStyle w:val="Compact"/>
-              <w:jc w:val="left"/>
-            </w:pPr>
-            <w:r>
-              <w:t xml:space="preserve">Feature Name</w:t>
-            </w:r>
-          </w:p>
-        </w:tc>
-        <w:tc>
-          <w:tcPr/>
-          <w:p>
-            <w:pPr>
-              <w:pStyle w:val="Compact"/>
-              <w:jc w:val="left"/>
-            </w:pPr>
-            <w:r>
-              <w:t xml:space="preserve">Type</w:t>
+      </w:tr>
+      <w:tr>
+        <w:tc>
+          <w:tcPr>
+            <w:gridSpan w:val="2"/>
+          </w:tcPr>
+          <w:p>
+            <w:pPr>
+              <w:pStyle w:val="Compact"/>
+              <w:jc w:val="right"/>
+            </w:pPr>
+            <w:r>
+              <w:rPr>
+                <w:i/>
+                <w:iCs/>
+              </w:rPr>
+              <w:t xml:space="preserve">Continued on next page</w:t>
             </w:r>
           </w:p>
         </w:tc>
@@ -28186,6 +29947,8 @@
             </w:r>
           </w:p>
         </w:tc>
+      </w:tr>
+      <w:tr>
         <w:tc>
           <w:tcPr/>
           <w:p>
@@ -28213,6 +29976,8 @@
             </w:r>
           </w:p>
         </w:tc>
+      </w:tr>
+      <w:tr>
         <w:tc>
           <w:tcPr/>
           <w:p>
@@ -28269,6 +30034,8 @@
             </w:r>
           </w:p>
         </w:tc>
+      </w:tr>
+      <w:tr>
         <w:tc>
           <w:tcPr/>
           <w:p>
@@ -28296,6 +30063,8 @@
             </w:r>
           </w:p>
         </w:tc>
+      </w:tr>
+      <w:tr>
         <w:tc>
           <w:tcPr/>
           <w:p>
@@ -28352,6 +30121,8 @@
             </w:r>
           </w:p>
         </w:tc>
+      </w:tr>
+      <w:tr>
         <w:tc>
           <w:tcPr/>
           <w:p>
@@ -28379,6 +30150,8 @@
             </w:r>
           </w:p>
         </w:tc>
+      </w:tr>
+      <w:tr>
         <w:tc>
           <w:tcPr/>
           <w:p>
@@ -28435,6 +30208,8 @@
             </w:r>
           </w:p>
         </w:tc>
+      </w:tr>
+      <w:tr>
         <w:tc>
           <w:tcPr/>
           <w:p>
@@ -28462,6 +30237,8 @@
             </w:r>
           </w:p>
         </w:tc>
+      </w:tr>
+      <w:tr>
         <w:tc>
           <w:tcPr/>
           <w:p>
@@ -28518,6 +30295,8 @@
             </w:r>
           </w:p>
         </w:tc>
+      </w:tr>
+      <w:tr>
         <w:tc>
           <w:tcPr/>
           <w:p>
@@ -28545,6 +30324,8 @@
             </w:r>
           </w:p>
         </w:tc>
+      </w:tr>
+      <w:tr>
         <w:tc>
           <w:tcPr/>
           <w:p>
@@ -28601,6 +30382,8 @@
             </w:r>
           </w:p>
         </w:tc>
+      </w:tr>
+      <w:tr>
         <w:tc>
           <w:tcPr/>
           <w:p>
@@ -28628,6 +30411,8 @@
             </w:r>
           </w:p>
         </w:tc>
+      </w:tr>
+      <w:tr>
         <w:tc>
           <w:tcPr/>
           <w:p>
@@ -28684,6 +30469,8 @@
             </w:r>
           </w:p>
         </w:tc>
+      </w:tr>
+      <w:tr>
         <w:tc>
           <w:tcPr/>
           <w:p>
@@ -28711,6 +30498,8 @@
             </w:r>
           </w:p>
         </w:tc>
+      </w:tr>
+      <w:tr>
         <w:tc>
           <w:tcPr/>
           <w:p>
@@ -28767,6 +30556,8 @@
             </w:r>
           </w:p>
         </w:tc>
+      </w:tr>
+      <w:tr>
         <w:tc>
           <w:tcPr/>
           <w:p>
@@ -28794,6 +30585,8 @@
             </w:r>
           </w:p>
         </w:tc>
+      </w:tr>
+      <w:tr>
         <w:tc>
           <w:tcPr/>
           <w:p>
@@ -28850,6 +30643,8 @@
             </w:r>
           </w:p>
         </w:tc>
+      </w:tr>
+      <w:tr>
         <w:tc>
           <w:tcPr/>
           <w:p>
@@ -28877,6 +30672,8 @@
             </w:r>
           </w:p>
         </w:tc>
+      </w:tr>
+      <w:tr>
         <w:tc>
           <w:tcPr/>
           <w:p>
@@ -28933,6 +30730,8 @@
             </w:r>
           </w:p>
         </w:tc>
+      </w:tr>
+      <w:tr>
         <w:tc>
           <w:tcPr/>
           <w:p>
@@ -28960,6 +30759,8 @@
             </w:r>
           </w:p>
         </w:tc>
+      </w:tr>
+      <w:tr>
         <w:tc>
           <w:tcPr/>
           <w:p>
@@ -29016,6 +30817,8 @@
             </w:r>
           </w:p>
         </w:tc>
+      </w:tr>
+      <w:tr>
         <w:tc>
           <w:tcPr/>
           <w:p>
@@ -29043,6 +30846,8 @@
             </w:r>
           </w:p>
         </w:tc>
+      </w:tr>
+      <w:tr>
         <w:tc>
           <w:tcPr/>
           <w:p>
@@ -29099,6 +30904,8 @@
             </w:r>
           </w:p>
         </w:tc>
+      </w:tr>
+      <w:tr>
         <w:tc>
           <w:tcPr/>
           <w:p>
@@ -29126,6 +30933,8 @@
             </w:r>
           </w:p>
         </w:tc>
+      </w:tr>
+      <w:tr>
         <w:tc>
           <w:tcPr/>
           <w:p>
@@ -29182,6 +30991,8 @@
             </w:r>
           </w:p>
         </w:tc>
+      </w:tr>
+      <w:tr>
         <w:tc>
           <w:tcPr/>
           <w:p>
@@ -29209,6 +31020,8 @@
             </w:r>
           </w:p>
         </w:tc>
+      </w:tr>
+      <w:tr>
         <w:tc>
           <w:tcPr/>
           <w:p>
@@ -29265,6 +31078,8 @@
             </w:r>
           </w:p>
         </w:tc>
+      </w:tr>
+      <w:tr>
         <w:tc>
           <w:tcPr/>
           <w:p>
@@ -29292,6 +31107,8 @@
             </w:r>
           </w:p>
         </w:tc>
+      </w:tr>
+      <w:tr>
         <w:tc>
           <w:tcPr/>
           <w:p>
@@ -29348,6 +31165,8 @@
             </w:r>
           </w:p>
         </w:tc>
+      </w:tr>
+      <w:tr>
         <w:tc>
           <w:tcPr/>
           <w:p>
@@ -29375,6 +31194,8 @@
             </w:r>
           </w:p>
         </w:tc>
+      </w:tr>
+      <w:tr>
         <w:tc>
           <w:tcPr/>
           <w:p>
@@ -29431,6 +31252,8 @@
             </w:r>
           </w:p>
         </w:tc>
+      </w:tr>
+      <w:tr>
         <w:tc>
           <w:tcPr/>
           <w:p>
@@ -29458,6 +31281,8 @@
             </w:r>
           </w:p>
         </w:tc>
+      </w:tr>
+      <w:tr>
         <w:tc>
           <w:tcPr/>
           <w:p>
@@ -29514,6 +31339,8 @@
             </w:r>
           </w:p>
         </w:tc>
+      </w:tr>
+      <w:tr>
         <w:tc>
           <w:tcPr/>
           <w:p>
@@ -29541,6 +31368,8 @@
             </w:r>
           </w:p>
         </w:tc>
+      </w:tr>
+      <w:tr>
         <w:tc>
           <w:tcPr/>
           <w:p>
@@ -29597,6 +31426,8 @@
             </w:r>
           </w:p>
         </w:tc>
+      </w:tr>
+      <w:tr>
         <w:tc>
           <w:tcPr/>
           <w:p>
@@ -29624,6 +31455,8 @@
             </w:r>
           </w:p>
         </w:tc>
+      </w:tr>
+      <w:tr>
         <w:tc>
           <w:tcPr/>
           <w:p>
@@ -29680,6 +31513,8 @@
             </w:r>
           </w:p>
         </w:tc>
+      </w:tr>
+      <w:tr>
         <w:tc>
           <w:tcPr/>
           <w:p>
@@ -29707,6 +31542,8 @@
             </w:r>
           </w:p>
         </w:tc>
+      </w:tr>
+      <w:tr>
         <w:tc>
           <w:tcPr/>
           <w:p>
@@ -29763,6 +31600,8 @@
             </w:r>
           </w:p>
         </w:tc>
+      </w:tr>
+      <w:tr>
         <w:tc>
           <w:tcPr/>
           <w:p>
@@ -29790,6 +31629,8 @@
             </w:r>
           </w:p>
         </w:tc>
+      </w:tr>
+      <w:tr>
         <w:tc>
           <w:tcPr/>
           <w:p>
@@ -29846,6 +31687,8 @@
             </w:r>
           </w:p>
         </w:tc>
+      </w:tr>
+      <w:tr>
         <w:tc>
           <w:tcPr/>
           <w:p>
@@ -29873,6 +31716,8 @@
             </w:r>
           </w:p>
         </w:tc>
+      </w:tr>
+      <w:tr>
         <w:tc>
           <w:tcPr/>
           <w:p>
@@ -29929,6 +31774,8 @@
             </w:r>
           </w:p>
         </w:tc>
+      </w:tr>
+      <w:tr>
         <w:tc>
           <w:tcPr/>
           <w:p>
@@ -29956,6 +31803,8 @@
             </w:r>
           </w:p>
         </w:tc>
+      </w:tr>
+      <w:tr>
         <w:tc>
           <w:tcPr/>
           <w:p>
@@ -30012,6 +31861,8 @@
             </w:r>
           </w:p>
         </w:tc>
+      </w:tr>
+      <w:tr>
         <w:tc>
           <w:tcPr/>
           <w:p>
@@ -30039,6 +31890,8 @@
             </w:r>
           </w:p>
         </w:tc>
+      </w:tr>
+      <w:tr>
         <w:tc>
           <w:tcPr/>
           <w:p>
@@ -30095,6 +31948,8 @@
             </w:r>
           </w:p>
         </w:tc>
+      </w:tr>
+      <w:tr>
         <w:tc>
           <w:tcPr/>
           <w:p>
@@ -30122,6 +31977,8 @@
             </w:r>
           </w:p>
         </w:tc>
+      </w:tr>
+      <w:tr>
         <w:tc>
           <w:tcPr/>
           <w:p>
@@ -30178,6 +32035,8 @@
             </w:r>
           </w:p>
         </w:tc>
+      </w:tr>
+      <w:tr>
         <w:tc>
           <w:tcPr/>
           <w:p>
@@ -30205,6 +32064,8 @@
             </w:r>
           </w:p>
         </w:tc>
+      </w:tr>
+      <w:tr>
         <w:tc>
           <w:tcPr/>
           <w:p>
@@ -30261,6 +32122,8 @@
             </w:r>
           </w:p>
         </w:tc>
+      </w:tr>
+      <w:tr>
         <w:tc>
           <w:tcPr/>
           <w:p>
@@ -30288,6 +32151,8 @@
             </w:r>
           </w:p>
         </w:tc>
+      </w:tr>
+      <w:tr>
         <w:tc>
           <w:tcPr/>
           <w:p>
@@ -30344,6 +32209,8 @@
             </w:r>
           </w:p>
         </w:tc>
+      </w:tr>
+      <w:tr>
         <w:tc>
           <w:tcPr/>
           <w:p>
@@ -30371,6 +32238,8 @@
             </w:r>
           </w:p>
         </w:tc>
+      </w:tr>
+      <w:tr>
         <w:tc>
           <w:tcPr/>
           <w:p>
@@ -30427,6 +32296,8 @@
             </w:r>
           </w:p>
         </w:tc>
+      </w:tr>
+      <w:tr>
         <w:tc>
           <w:tcPr/>
           <w:p>
@@ -30454,6 +32325,8 @@
             </w:r>
           </w:p>
         </w:tc>
+      </w:tr>
+      <w:tr>
         <w:tc>
           <w:tcPr/>
           <w:p>
@@ -30510,6 +32383,8 @@
             </w:r>
           </w:p>
         </w:tc>
+      </w:tr>
+      <w:tr>
         <w:tc>
           <w:tcPr/>
           <w:p>
@@ -30537,6 +32412,8 @@
             </w:r>
           </w:p>
         </w:tc>
+      </w:tr>
+      <w:tr>
         <w:tc>
           <w:tcPr/>
           <w:p>
@@ -30593,6 +32470,8 @@
             </w:r>
           </w:p>
         </w:tc>
+      </w:tr>
+      <w:tr>
         <w:tc>
           <w:tcPr/>
           <w:p>
@@ -30620,6 +32499,8 @@
             </w:r>
           </w:p>
         </w:tc>
+      </w:tr>
+      <w:tr>
         <w:tc>
           <w:tcPr/>
           <w:p>
@@ -30676,6 +32557,8 @@
             </w:r>
           </w:p>
         </w:tc>
+      </w:tr>
+      <w:tr>
         <w:tc>
           <w:tcPr/>
           <w:p>
@@ -30703,6 +32586,8 @@
             </w:r>
           </w:p>
         </w:tc>
+      </w:tr>
+      <w:tr>
         <w:tc>
           <w:tcPr/>
           <w:p>
@@ -30759,6 +32644,8 @@
             </w:r>
           </w:p>
         </w:tc>
+      </w:tr>
+      <w:tr>
         <w:tc>
           <w:tcPr/>
           <w:p>
@@ -30786,6 +32673,8 @@
             </w:r>
           </w:p>
         </w:tc>
+      </w:tr>
+      <w:tr>
         <w:tc>
           <w:tcPr/>
           <w:p>
@@ -30842,6 +32731,8 @@
             </w:r>
           </w:p>
         </w:tc>
+      </w:tr>
+      <w:tr>
         <w:tc>
           <w:tcPr/>
           <w:p>
@@ -30869,6 +32760,8 @@
             </w:r>
           </w:p>
         </w:tc>
+      </w:tr>
+      <w:tr>
         <w:tc>
           <w:tcPr/>
           <w:p>
@@ -30925,6 +32818,8 @@
             </w:r>
           </w:p>
         </w:tc>
+      </w:tr>
+      <w:tr>
         <w:tc>
           <w:tcPr/>
           <w:p>
@@ -30952,6 +32847,8 @@
             </w:r>
           </w:p>
         </w:tc>
+      </w:tr>
+      <w:tr>
         <w:tc>
           <w:tcPr/>
           <w:p>
@@ -31008,6 +32905,8 @@
             </w:r>
           </w:p>
         </w:tc>
+      </w:tr>
+      <w:tr>
         <w:tc>
           <w:tcPr/>
           <w:p>
@@ -31035,6 +32934,8 @@
             </w:r>
           </w:p>
         </w:tc>
+      </w:tr>
+      <w:tr>
         <w:tc>
           <w:tcPr/>
           <w:p>
@@ -31091,6 +32992,8 @@
             </w:r>
           </w:p>
         </w:tc>
+      </w:tr>
+      <w:tr>
         <w:tc>
           <w:tcPr/>
           <w:p>
@@ -31118,6 +33021,8 @@
             </w:r>
           </w:p>
         </w:tc>
+      </w:tr>
+      <w:tr>
         <w:tc>
           <w:tcPr/>
           <w:p>
@@ -31174,6 +33079,8 @@
             </w:r>
           </w:p>
         </w:tc>
+      </w:tr>
+      <w:tr>
         <w:tc>
           <w:tcPr/>
           <w:p>
@@ -31201,6 +33108,8 @@
             </w:r>
           </w:p>
         </w:tc>
+      </w:tr>
+      <w:tr>
         <w:tc>
           <w:tcPr/>
           <w:p>
@@ -31257,6 +33166,8 @@
             </w:r>
           </w:p>
         </w:tc>
+      </w:tr>
+      <w:tr>
         <w:tc>
           <w:tcPr/>
           <w:p>
@@ -31284,6 +33195,8 @@
             </w:r>
           </w:p>
         </w:tc>
+      </w:tr>
+      <w:tr>
         <w:tc>
           <w:tcPr/>
           <w:p>
@@ -31340,6 +33253,8 @@
             </w:r>
           </w:p>
         </w:tc>
+      </w:tr>
+      <w:tr>
         <w:tc>
           <w:tcPr/>
           <w:p>
@@ -31367,6 +33282,8 @@
             </w:r>
           </w:p>
         </w:tc>
+      </w:tr>
+      <w:tr>
         <w:tc>
           <w:tcPr/>
           <w:p>
@@ -31423,6 +33340,8 @@
             </w:r>
           </w:p>
         </w:tc>
+      </w:tr>
+      <w:tr>
         <w:tc>
           <w:tcPr/>
           <w:p>
@@ -31450,6 +33369,8 @@
             </w:r>
           </w:p>
         </w:tc>
+      </w:tr>
+      <w:tr>
         <w:tc>
           <w:tcPr/>
           <w:p>
@@ -31506,6 +33427,8 @@
             </w:r>
           </w:p>
         </w:tc>
+      </w:tr>
+      <w:tr>
         <w:tc>
           <w:tcPr/>
           <w:p>
@@ -31533,6 +33456,8 @@
             </w:r>
           </w:p>
         </w:tc>
+      </w:tr>
+      <w:tr>
         <w:tc>
           <w:tcPr/>
           <w:p>
@@ -31589,6 +33514,8 @@
             </w:r>
           </w:p>
         </w:tc>
+      </w:tr>
+      <w:tr>
         <w:tc>
           <w:tcPr/>
           <w:p>
@@ -31616,6 +33543,8 @@
             </w:r>
           </w:p>
         </w:tc>
+      </w:tr>
+      <w:tr>
         <w:tc>
           <w:tcPr/>
           <w:p>
@@ -31672,6 +33601,8 @@
             </w:r>
           </w:p>
         </w:tc>
+      </w:tr>
+      <w:tr>
         <w:tc>
           <w:tcPr/>
           <w:p>
@@ -31699,6 +33630,8 @@
             </w:r>
           </w:p>
         </w:tc>
+      </w:tr>
+      <w:tr>
         <w:tc>
           <w:tcPr/>
           <w:p>
@@ -31755,6 +33688,8 @@
             </w:r>
           </w:p>
         </w:tc>
+      </w:tr>
+      <w:tr>
         <w:tc>
           <w:tcPr/>
           <w:p>
@@ -31782,6 +33717,8 @@
             </w:r>
           </w:p>
         </w:tc>
+      </w:tr>
+      <w:tr>
         <w:tc>
           <w:tcPr/>
           <w:p>
@@ -31838,6 +33775,8 @@
             </w:r>
           </w:p>
         </w:tc>
+      </w:tr>
+      <w:tr>
         <w:tc>
           <w:tcPr/>
           <w:p>
@@ -31865,6 +33804,8 @@
             </w:r>
           </w:p>
         </w:tc>
+      </w:tr>
+      <w:tr>
         <w:tc>
           <w:tcPr/>
           <w:p>
@@ -31921,6 +33862,8 @@
             </w:r>
           </w:p>
         </w:tc>
+      </w:tr>
+      <w:tr>
         <w:tc>
           <w:tcPr/>
           <w:p>
@@ -31948,6 +33891,8 @@
             </w:r>
           </w:p>
         </w:tc>
+      </w:tr>
+      <w:tr>
         <w:tc>
           <w:tcPr/>
           <w:p>
@@ -32004,6 +33949,8 @@
             </w:r>
           </w:p>
         </w:tc>
+      </w:tr>
+      <w:tr>
         <w:tc>
           <w:tcPr/>
           <w:p>
@@ -32031,6 +33978,8 @@
             </w:r>
           </w:p>
         </w:tc>
+      </w:tr>
+      <w:tr>
         <w:tc>
           <w:tcPr/>
           <w:p>
@@ -32087,6 +34036,8 @@
             </w:r>
           </w:p>
         </w:tc>
+      </w:tr>
+      <w:tr>
         <w:tc>
           <w:tcPr/>
           <w:p>
@@ -32114,6 +34065,8 @@
             </w:r>
           </w:p>
         </w:tc>
+      </w:tr>
+      <w:tr>
         <w:tc>
           <w:tcPr/>
           <w:p>
@@ -32170,6 +34123,8 @@
             </w:r>
           </w:p>
         </w:tc>
+      </w:tr>
+      <w:tr>
         <w:tc>
           <w:tcPr/>
           <w:p>
@@ -32197,6 +34152,8 @@
             </w:r>
           </w:p>
         </w:tc>
+      </w:tr>
+      <w:tr>
         <w:tc>
           <w:tcPr/>
           <w:p>
@@ -32253,6 +34210,8 @@
             </w:r>
           </w:p>
         </w:tc>
+      </w:tr>
+      <w:tr>
         <w:tc>
           <w:tcPr/>
           <w:p>
@@ -32280,6 +34239,8 @@
             </w:r>
           </w:p>
         </w:tc>
+      </w:tr>
+      <w:tr>
         <w:tc>
           <w:tcPr/>
           <w:p>
@@ -32336,6 +34297,8 @@
             </w:r>
           </w:p>
         </w:tc>
+      </w:tr>
+      <w:tr>
         <w:tc>
           <w:tcPr/>
           <w:p>
@@ -32363,6 +34326,8 @@
             </w:r>
           </w:p>
         </w:tc>
+      </w:tr>
+      <w:tr>
         <w:tc>
           <w:tcPr/>
           <w:p>
@@ -32419,6 +34384,8 @@
             </w:r>
           </w:p>
         </w:tc>
+      </w:tr>
+      <w:tr>
         <w:tc>
           <w:tcPr/>
           <w:p>
@@ -32446,6 +34413,8 @@
             </w:r>
           </w:p>
         </w:tc>
+      </w:tr>
+      <w:tr>
         <w:tc>
           <w:tcPr/>
           <w:p>
@@ -32502,6 +34471,8 @@
             </w:r>
           </w:p>
         </w:tc>
+      </w:tr>
+      <w:tr>
         <w:tc>
           <w:tcPr/>
           <w:p>
@@ -32529,6 +34500,8 @@
             </w:r>
           </w:p>
         </w:tc>
+      </w:tr>
+      <w:tr>
         <w:tc>
           <w:tcPr/>
           <w:p>
@@ -32585,6 +34558,8 @@
             </w:r>
           </w:p>
         </w:tc>
+      </w:tr>
+      <w:tr>
         <w:tc>
           <w:tcPr/>
           <w:p>
@@ -32612,6 +34587,8 @@
             </w:r>
           </w:p>
         </w:tc>
+      </w:tr>
+      <w:tr>
         <w:tc>
           <w:tcPr/>
           <w:p>
@@ -32668,6 +34645,8 @@
             </w:r>
           </w:p>
         </w:tc>
+      </w:tr>
+      <w:tr>
         <w:tc>
           <w:tcPr/>
           <w:p>
@@ -32695,6 +34674,8 @@
             </w:r>
           </w:p>
         </w:tc>
+      </w:tr>
+      <w:tr>
         <w:tc>
           <w:tcPr/>
           <w:p>
@@ -32751,6 +34732,8 @@
             </w:r>
           </w:p>
         </w:tc>
+      </w:tr>
+      <w:tr>
         <w:tc>
           <w:tcPr/>
           <w:p>
@@ -32778,6 +34761,8 @@
             </w:r>
           </w:p>
         </w:tc>
+      </w:tr>
+      <w:tr>
         <w:tc>
           <w:tcPr/>
           <w:p>
@@ -32834,6 +34819,8 @@
             </w:r>
           </w:p>
         </w:tc>
+      </w:tr>
+      <w:tr>
         <w:tc>
           <w:tcPr/>
           <w:p>
@@ -32861,6 +34848,8 @@
             </w:r>
           </w:p>
         </w:tc>
+      </w:tr>
+      <w:tr>
         <w:tc>
           <w:tcPr/>
           <w:p>
@@ -32917,6 +34906,8 @@
             </w:r>
           </w:p>
         </w:tc>
+      </w:tr>
+      <w:tr>
         <w:tc>
           <w:tcPr/>
           <w:p>
@@ -32944,6 +34935,8 @@
             </w:r>
           </w:p>
         </w:tc>
+      </w:tr>
+      <w:tr>
         <w:tc>
           <w:tcPr/>
           <w:p>
@@ -33000,6 +34993,8 @@
             </w:r>
           </w:p>
         </w:tc>
+      </w:tr>
+      <w:tr>
         <w:tc>
           <w:tcPr/>
           <w:p>
@@ -33027,6 +35022,8 @@
             </w:r>
           </w:p>
         </w:tc>
+      </w:tr>
+      <w:tr>
         <w:tc>
           <w:tcPr/>
           <w:p>
@@ -33083,6 +35080,8 @@
             </w:r>
           </w:p>
         </w:tc>
+      </w:tr>
+      <w:tr>
         <w:tc>
           <w:tcPr/>
           <w:p>
@@ -33110,6 +35109,8 @@
             </w:r>
           </w:p>
         </w:tc>
+      </w:tr>
+      <w:tr>
         <w:tc>
           <w:tcPr/>
           <w:p>
@@ -33166,6 +35167,8 @@
             </w:r>
           </w:p>
         </w:tc>
+      </w:tr>
+      <w:tr>
         <w:tc>
           <w:tcPr/>
           <w:p>
@@ -33193,6 +35196,8 @@
             </w:r>
           </w:p>
         </w:tc>
+      </w:tr>
+      <w:tr>
         <w:tc>
           <w:tcPr/>
           <w:p>
@@ -33249,6 +35254,8 @@
             </w:r>
           </w:p>
         </w:tc>
+      </w:tr>
+      <w:tr>
         <w:tc>
           <w:tcPr/>
           <w:p>
@@ -33276,6 +35283,8 @@
             </w:r>
           </w:p>
         </w:tc>
+      </w:tr>
+      <w:tr>
         <w:tc>
           <w:tcPr/>
           <w:p>
@@ -33332,6 +35341,8 @@
             </w:r>
           </w:p>
         </w:tc>
+      </w:tr>
+      <w:tr>
         <w:tc>
           <w:tcPr/>
           <w:p>
@@ -33359,6 +35370,8 @@
             </w:r>
           </w:p>
         </w:tc>
+      </w:tr>
+      <w:tr>
         <w:tc>
           <w:tcPr/>
           <w:p>
@@ -33415,6 +35428,8 @@
             </w:r>
           </w:p>
         </w:tc>
+      </w:tr>
+      <w:tr>
         <w:tc>
           <w:tcPr/>
           <w:p>
@@ -33442,6 +35457,8 @@
             </w:r>
           </w:p>
         </w:tc>
+      </w:tr>
+      <w:tr>
         <w:tc>
           <w:tcPr/>
           <w:p>
@@ -33498,6 +35515,8 @@
             </w:r>
           </w:p>
         </w:tc>
+      </w:tr>
+      <w:tr>
         <w:tc>
           <w:tcPr/>
           <w:p>
@@ -33525,6 +35544,8 @@
             </w:r>
           </w:p>
         </w:tc>
+      </w:tr>
+      <w:tr>
         <w:tc>
           <w:tcPr/>
           <w:p>
@@ -33581,6 +35602,8 @@
             </w:r>
           </w:p>
         </w:tc>
+      </w:tr>
+      <w:tr>
         <w:tc>
           <w:tcPr/>
           <w:p>
@@ -33608,6 +35631,8 @@
             </w:r>
           </w:p>
         </w:tc>
+      </w:tr>
+      <w:tr>
         <w:tc>
           <w:tcPr/>
           <w:p>
@@ -33664,6 +35689,8 @@
             </w:r>
           </w:p>
         </w:tc>
+      </w:tr>
+      <w:tr>
         <w:tc>
           <w:tcPr/>
           <w:p>
@@ -33691,6 +35718,8 @@
             </w:r>
           </w:p>
         </w:tc>
+      </w:tr>
+      <w:tr>
         <w:tc>
           <w:tcPr/>
           <w:p>
@@ -33747,6 +35776,8 @@
             </w:r>
           </w:p>
         </w:tc>
+      </w:tr>
+      <w:tr>
         <w:tc>
           <w:tcPr/>
           <w:p>
@@ -33774,6 +35805,8 @@
             </w:r>
           </w:p>
         </w:tc>
+      </w:tr>
+      <w:tr>
         <w:tc>
           <w:tcPr/>
           <w:p>
@@ -33830,6 +35863,8 @@
             </w:r>
           </w:p>
         </w:tc>
+      </w:tr>
+      <w:tr>
         <w:tc>
           <w:tcPr/>
           <w:p>
@@ -33857,6 +35892,8 @@
             </w:r>
           </w:p>
         </w:tc>
+      </w:tr>
+      <w:tr>
         <w:tc>
           <w:tcPr/>
           <w:p>
@@ -33913,42 +35950,11 @@
             </w:r>
           </w:p>
         </w:tc>
-        <w:tc>
-          <w:tcPr/>
-          <w:p>
-            <w:pPr>
-              <w:pStyle w:val="Compact"/>
-            </w:pPr>
-          </w:p>
-        </w:tc>
-        <w:tc>
-          <w:tcPr/>
-          <w:p>
-            <w:pPr>
-              <w:pStyle w:val="Compact"/>
-            </w:pPr>
-          </w:p>
-        </w:tc>
-        <w:tc>
-          <w:tcPr/>
-          <w:p>
-            <w:pPr>
-              <w:pStyle w:val="Compact"/>
-            </w:pPr>
-          </w:p>
-        </w:tc>
-        <w:tc>
-          <w:tcPr/>
-          <w:p>
-            <w:pPr>
-              <w:pStyle w:val="Compact"/>
-            </w:pPr>
-          </w:p>
-        </w:tc>
       </w:tr>
     </w:tbl>
-    <w:bookmarkStart w:id="144" w:name="refs"/>
-    <w:bookmarkStart w:id="105" w:name="ref-adamiak2018"/>
+    <w:bookmarkEnd w:id="116"/>
+    <w:bookmarkStart w:id="157" w:name="refs"/>
+    <w:bookmarkStart w:id="118" w:name="ref-adamiak2018"/>
     <w:p>
       <w:pPr>
         <w:pStyle w:val="Bibliography"/>
@@ -34011,7 +36017,7 @@
       <w:r>
         <w:t xml:space="preserve"> </w:t>
       </w:r>
-      <w:hyperlink r:id="rId104">
+      <w:hyperlink r:id="rId117">
         <w:r>
           <w:rPr>
             <w:rStyle w:val="Hyperlink"/>
@@ -34023,8 +36029,8 @@
         <w:t xml:space="preserve">.</w:t>
       </w:r>
     </w:p>
-    <w:bookmarkEnd w:id="105"/>
-    <w:bookmarkStart w:id="106" w:name="ref-insideairbnb"/>
+    <w:bookmarkEnd w:id="118"/>
+    <w:bookmarkStart w:id="119" w:name="ref-insideairbnb"/>
     <w:p>
       <w:pPr>
         <w:pStyle w:val="Bibliography"/>
@@ -34063,8 +36069,8 @@
         <w:t xml:space="preserve">insideairbnb.com, 2026.</w:t>
       </w:r>
     </w:p>
-    <w:bookmarkEnd w:id="106"/>
-    <w:bookmarkStart w:id="108" w:name="ref-gunter2018"/>
+    <w:bookmarkEnd w:id="119"/>
+    <w:bookmarkStart w:id="121" w:name="ref-gunter2018"/>
     <w:p>
       <w:pPr>
         <w:pStyle w:val="Bibliography"/>
@@ -34127,7 +36133,7 @@
       <w:r>
         <w:t xml:space="preserve"> </w:t>
       </w:r>
-      <w:hyperlink r:id="rId107">
+      <w:hyperlink r:id="rId120">
         <w:r>
           <w:rPr>
             <w:rStyle w:val="Hyperlink"/>
@@ -34139,8 +36145,8 @@
         <w:t xml:space="preserve">.</w:t>
       </w:r>
     </w:p>
-    <w:bookmarkEnd w:id="108"/>
-    <w:bookmarkStart w:id="110" w:name="ref-wang2017"/>
+    <w:bookmarkEnd w:id="121"/>
+    <w:bookmarkStart w:id="123" w:name="ref-wang2017"/>
     <w:p>
       <w:pPr>
         <w:pStyle w:val="Bibliography"/>
@@ -34188,7 +36194,7 @@
       <w:r>
         <w:t xml:space="preserve"> </w:t>
       </w:r>
-      <w:hyperlink r:id="rId109">
+      <w:hyperlink r:id="rId122">
         <w:r>
           <w:rPr>
             <w:rStyle w:val="Hyperlink"/>
@@ -34200,8 +36206,8 @@
         <w:t xml:space="preserve">.</w:t>
       </w:r>
     </w:p>
-    <w:bookmarkEnd w:id="110"/>
-    <w:bookmarkStart w:id="112" w:name="ref-tang2024"/>
+    <w:bookmarkEnd w:id="123"/>
+    <w:bookmarkStart w:id="125" w:name="ref-tang2024"/>
     <w:p>
       <w:pPr>
         <w:pStyle w:val="Bibliography"/>
@@ -34252,7 +36258,7 @@
       <w:r>
         <w:t xml:space="preserve"> </w:t>
       </w:r>
-      <w:hyperlink r:id="rId111">
+      <w:hyperlink r:id="rId124">
         <w:r>
           <w:rPr>
             <w:rStyle w:val="Hyperlink"/>
@@ -34264,8 +36270,8 @@
         <w:t xml:space="preserve">.</w:t>
       </w:r>
     </w:p>
-    <w:bookmarkEnd w:id="112"/>
-    <w:bookmarkStart w:id="114" w:name="ref-camatti2024"/>
+    <w:bookmarkEnd w:id="125"/>
+    <w:bookmarkStart w:id="127" w:name="ref-camatti2024"/>
     <w:p>
       <w:pPr>
         <w:pStyle w:val="Bibliography"/>
@@ -34316,7 +36322,7 @@
       <w:r>
         <w:t xml:space="preserve"> </w:t>
       </w:r>
-      <w:hyperlink r:id="rId113">
+      <w:hyperlink r:id="rId126">
         <w:r>
           <w:rPr>
             <w:rStyle w:val="Hyperlink"/>
@@ -34328,8 +36334,8 @@
         <w:t xml:space="preserve">.</w:t>
       </w:r>
     </w:p>
-    <w:bookmarkEnd w:id="114"/>
-    <w:bookmarkStart w:id="115" w:name="ref-kalehbasti2019"/>
+    <w:bookmarkEnd w:id="127"/>
+    <w:bookmarkStart w:id="128" w:name="ref-kalehbasti2019"/>
     <w:p>
       <w:pPr>
         <w:pStyle w:val="Bibliography"/>
@@ -34375,8 +36381,8 @@
         <w:t xml:space="preserve">, 2019.</w:t>
       </w:r>
     </w:p>
-    <w:bookmarkEnd w:id="115"/>
-    <w:bookmarkStart w:id="116" w:name="ref-siker2018"/>
+    <w:bookmarkEnd w:id="128"/>
+    <w:bookmarkStart w:id="129" w:name="ref-siker2018"/>
     <w:p>
       <w:pPr>
         <w:pStyle w:val="Bibliography"/>
@@ -34418,8 +36424,8 @@
         <w:t xml:space="preserve">Technical Report, 2018.</w:t>
       </w:r>
     </w:p>
-    <w:bookmarkEnd w:id="116"/>
-    <w:bookmarkStart w:id="117" w:name="ref-chapman2023"/>
+    <w:bookmarkEnd w:id="129"/>
+    <w:bookmarkStart w:id="130" w:name="ref-chapman2023"/>
     <w:p>
       <w:pPr>
         <w:pStyle w:val="Bibliography"/>
@@ -34456,8 +36462,8 @@
         <w:t xml:space="preserve">, 2023.</w:t>
       </w:r>
     </w:p>
-    <w:bookmarkEnd w:id="117"/>
-    <w:bookmarkStart w:id="119" w:name="ref-islam2022"/>
+    <w:bookmarkEnd w:id="130"/>
+    <w:bookmarkStart w:id="132" w:name="ref-islam2022"/>
     <w:p>
       <w:pPr>
         <w:pStyle w:val="Bibliography"/>
@@ -34529,7 +36535,7 @@
       <w:r>
         <w:t xml:space="preserve"> </w:t>
       </w:r>
-      <w:hyperlink r:id="rId118">
+      <w:hyperlink r:id="rId131">
         <w:r>
           <w:rPr>
             <w:rStyle w:val="Hyperlink"/>
@@ -34541,8 +36547,8 @@
         <w:t xml:space="preserve">.</w:t>
       </w:r>
     </w:p>
-    <w:bookmarkEnd w:id="119"/>
-    <w:bookmarkStart w:id="121" w:name="ref-tobin1958"/>
+    <w:bookmarkEnd w:id="132"/>
+    <w:bookmarkStart w:id="134" w:name="ref-tobin1958"/>
     <w:p>
       <w:pPr>
         <w:pStyle w:val="Bibliography"/>
@@ -34581,7 +36587,7 @@
       <w:r>
         <w:t xml:space="preserve"> </w:t>
       </w:r>
-      <w:hyperlink r:id="rId120">
+      <w:hyperlink r:id="rId133">
         <w:r>
           <w:rPr>
             <w:rStyle w:val="Hyperlink"/>
@@ -34593,8 +36599,8 @@
         <w:t xml:space="preserve">.</w:t>
       </w:r>
     </w:p>
-    <w:bookmarkEnd w:id="121"/>
-    <w:bookmarkStart w:id="123" w:name="ref-quinlan1986"/>
+    <w:bookmarkEnd w:id="134"/>
+    <w:bookmarkStart w:id="136" w:name="ref-quinlan1986"/>
     <w:p>
       <w:pPr>
         <w:pStyle w:val="Bibliography"/>
@@ -34633,7 +36639,7 @@
       <w:r>
         <w:t xml:space="preserve"> </w:t>
       </w:r>
-      <w:hyperlink r:id="rId122">
+      <w:hyperlink r:id="rId135">
         <w:r>
           <w:rPr>
             <w:rStyle w:val="Hyperlink"/>
@@ -34645,8 +36651,8 @@
         <w:t xml:space="preserve">.</w:t>
       </w:r>
     </w:p>
-    <w:bookmarkEnd w:id="123"/>
-    <w:bookmarkStart w:id="125" w:name="ref-breiman1996"/>
+    <w:bookmarkEnd w:id="136"/>
+    <w:bookmarkStart w:id="138" w:name="ref-breiman1996"/>
     <w:p>
       <w:pPr>
         <w:pStyle w:val="Bibliography"/>
@@ -34685,7 +36691,7 @@
       <w:r>
         <w:t xml:space="preserve"> </w:t>
       </w:r>
-      <w:hyperlink r:id="rId124">
+      <w:hyperlink r:id="rId137">
         <w:r>
           <w:rPr>
             <w:rStyle w:val="Hyperlink"/>
@@ -34697,8 +36703,8 @@
         <w:t xml:space="preserve">.</w:t>
       </w:r>
     </w:p>
-    <w:bookmarkEnd w:id="125"/>
-    <w:bookmarkStart w:id="127" w:name="ref-breiman2001"/>
+    <w:bookmarkEnd w:id="138"/>
+    <w:bookmarkStart w:id="140" w:name="ref-breiman2001"/>
     <w:p>
       <w:pPr>
         <w:pStyle w:val="Bibliography"/>
@@ -34737,7 +36743,7 @@
       <w:r>
         <w:t xml:space="preserve"> </w:t>
       </w:r>
-      <w:hyperlink r:id="rId126">
+      <w:hyperlink r:id="rId139">
         <w:r>
           <w:rPr>
             <w:rStyle w:val="Hyperlink"/>
@@ -34749,8 +36755,8 @@
         <w:t xml:space="preserve">.</w:t>
       </w:r>
     </w:p>
-    <w:bookmarkEnd w:id="127"/>
-    <w:bookmarkStart w:id="129" w:name="ref-friedman2001"/>
+    <w:bookmarkEnd w:id="140"/>
+    <w:bookmarkStart w:id="142" w:name="ref-friedman2001"/>
     <w:p>
       <w:pPr>
         <w:pStyle w:val="Bibliography"/>
@@ -34789,7 +36795,7 @@
       <w:r>
         <w:t xml:space="preserve"> </w:t>
       </w:r>
-      <w:hyperlink r:id="rId128">
+      <w:hyperlink r:id="rId141">
         <w:r>
           <w:rPr>
             <w:rStyle w:val="Hyperlink"/>
@@ -34801,8 +36807,8 @@
         <w:t xml:space="preserve">.</w:t>
       </w:r>
     </w:p>
-    <w:bookmarkEnd w:id="129"/>
-    <w:bookmarkStart w:id="131" w:name="ref-chen2016xgboost"/>
+    <w:bookmarkEnd w:id="142"/>
+    <w:bookmarkStart w:id="144" w:name="ref-chen2016xgboost"/>
     <w:p>
       <w:pPr>
         <w:pStyle w:val="Bibliography"/>
@@ -34853,7 +36859,7 @@
       <w:r>
         <w:t xml:space="preserve"> </w:t>
       </w:r>
-      <w:hyperlink r:id="rId130">
+      <w:hyperlink r:id="rId143">
         <w:r>
           <w:rPr>
             <w:rStyle w:val="Hyperlink"/>
@@ -34865,8 +36871,8 @@
         <w:t xml:space="preserve">.</w:t>
       </w:r>
     </w:p>
-    <w:bookmarkEnd w:id="131"/>
-    <w:bookmarkStart w:id="133" w:name="ref-hastie2009esl"/>
+    <w:bookmarkEnd w:id="144"/>
+    <w:bookmarkStart w:id="146" w:name="ref-hastie2009esl"/>
     <w:p>
       <w:pPr>
         <w:pStyle w:val="Bibliography"/>
@@ -34899,7 +36905,7 @@
       <w:r>
         <w:t xml:space="preserve"> </w:t>
       </w:r>
-      <w:hyperlink r:id="rId132">
+      <w:hyperlink r:id="rId145">
         <w:r>
           <w:rPr>
             <w:rStyle w:val="Hyperlink"/>
@@ -34911,8 +36917,8 @@
         <w:t xml:space="preserve">.</w:t>
       </w:r>
     </w:p>
-    <w:bookmarkEnd w:id="133"/>
-    <w:bookmarkStart w:id="134" w:name="ref-pedregosa2011sklearn"/>
+    <w:bookmarkEnd w:id="146"/>
+    <w:bookmarkStart w:id="147" w:name="ref-pedregosa2011sklearn"/>
     <w:p>
       <w:pPr>
         <w:pStyle w:val="Bibliography"/>
@@ -34971,8 +36977,8 @@
         <w:t xml:space="preserve">, vol. 12, pp. 2825–2830, 2011.</w:t>
       </w:r>
     </w:p>
-    <w:bookmarkEnd w:id="134"/>
-    <w:bookmarkStart w:id="135" w:name="ref-bergstra2012random"/>
+    <w:bookmarkEnd w:id="147"/>
+    <w:bookmarkStart w:id="148" w:name="ref-bergstra2012random"/>
     <w:p>
       <w:pPr>
         <w:pStyle w:val="Bibliography"/>
@@ -35009,8 +37015,8 @@
         <w:t xml:space="preserve">, vol. 13, pp. 281–305, 2012.</w:t>
       </w:r>
     </w:p>
-    <w:bookmarkEnd w:id="135"/>
-    <w:bookmarkStart w:id="137" w:name="ref-dietterich1998"/>
+    <w:bookmarkEnd w:id="148"/>
+    <w:bookmarkStart w:id="150" w:name="ref-dietterich1998"/>
     <w:p>
       <w:pPr>
         <w:pStyle w:val="Bibliography"/>
@@ -35049,7 +37055,7 @@
       <w:r>
         <w:t xml:space="preserve"> </w:t>
       </w:r>
-      <w:hyperlink r:id="rId136">
+      <w:hyperlink r:id="rId149">
         <w:r>
           <w:rPr>
             <w:rStyle w:val="Hyperlink"/>
@@ -35061,8 +37067,8 @@
         <w:t xml:space="preserve">.</w:t>
       </w:r>
     </w:p>
-    <w:bookmarkEnd w:id="137"/>
-    <w:bookmarkStart w:id="139" w:name="ref-wolpert1992stacked"/>
+    <w:bookmarkEnd w:id="150"/>
+    <w:bookmarkStart w:id="152" w:name="ref-wolpert1992stacked"/>
     <w:p>
       <w:pPr>
         <w:pStyle w:val="Bibliography"/>
@@ -35101,7 +37107,7 @@
       <w:r>
         <w:t xml:space="preserve"> </w:t>
       </w:r>
-      <w:hyperlink r:id="rId138">
+      <w:hyperlink r:id="rId151">
         <w:r>
           <w:rPr>
             <w:rStyle w:val="Hyperlink"/>
@@ -35113,8 +37119,8 @@
         <w:t xml:space="preserve">.</w:t>
       </w:r>
     </w:p>
-    <w:bookmarkEnd w:id="139"/>
-    <w:bookmarkStart w:id="140" w:name="ref-paszke2019pytorch"/>
+    <w:bookmarkEnd w:id="152"/>
+    <w:bookmarkStart w:id="153" w:name="ref-paszke2019pytorch"/>
     <w:p>
       <w:pPr>
         <w:pStyle w:val="Bibliography"/>
@@ -35176,8 +37182,8 @@
         <w:t xml:space="preserve">, 2019, pp. 8024–8035.</w:t>
       </w:r>
     </w:p>
-    <w:bookmarkEnd w:id="140"/>
-    <w:bookmarkStart w:id="141" w:name="ref-kingma2015adam"/>
+    <w:bookmarkEnd w:id="153"/>
+    <w:bookmarkStart w:id="154" w:name="ref-kingma2015adam"/>
     <w:p>
       <w:pPr>
         <w:pStyle w:val="Bibliography"/>
@@ -35226,8 +37232,8 @@
         <w:t xml:space="preserve">, 2015.</w:t>
       </w:r>
     </w:p>
-    <w:bookmarkEnd w:id="141"/>
-    <w:bookmarkStart w:id="142" w:name="ref-ke2017lightgbm"/>
+    <w:bookmarkEnd w:id="154"/>
+    <w:bookmarkStart w:id="155" w:name="ref-ke2017lightgbm"/>
     <w:p>
       <w:pPr>
         <w:pStyle w:val="Bibliography"/>
@@ -35289,8 +37295,8 @@
         <w:t xml:space="preserve">, 2017.</w:t>
       </w:r>
     </w:p>
-    <w:bookmarkEnd w:id="142"/>
-    <w:bookmarkStart w:id="143" w:name="ref-prokhorenkova2018catboost"/>
+    <w:bookmarkEnd w:id="155"/>
+    <w:bookmarkStart w:id="156" w:name="ref-prokhorenkova2018catboost"/>
     <w:p>
       <w:pPr>
         <w:pStyle w:val="Bibliography"/>
@@ -35339,9 +37345,9 @@
         <w:t xml:space="preserve">, 2018.</w:t>
       </w:r>
     </w:p>
-    <w:bookmarkEnd w:id="143"/>
-    <w:bookmarkEnd w:id="144"/>
-    <w:bookmarkEnd w:id="145"/>
+    <w:bookmarkEnd w:id="156"/>
+    <w:bookmarkEnd w:id="157"/>
+    <w:bookmarkEnd w:id="158"/>
     <w:sectPr>
       <w:footnotePr>
         <w:numRestart w:val="eachSect"/>
